--- a/Practica1/Respuestas_Practica1.docx
+++ b/Practica1/Respuestas_Practica1.docx
@@ -37,105 +37,144 @@
     </w:p>
     <w:p>
       <w:r>
+        <w:rPr>
+          <w:b w:val="0"/>
+        </w:rPr>
         <w:t xml:space="preserve">El diseño </w:t>
       </w:r>
       <w:r>
         <w:rPr>
           <w:rFonts w:ascii="Consolas" w:hAnsi="Consolas"/>
+          <w:b w:val="0"/>
           <w:color w:val="7A1F5C"/>
           <w:sz w:val="20"/>
         </w:rPr>
         <w:t>top_mini_alu</w:t>
       </w:r>
       <w:r>
+        <w:rPr>
+          <w:b w:val="0"/>
+        </w:rPr>
         <w:t xml:space="preserve"> instancia seis unidades funcionales, todas como arquitecturas de la misma entidad </w:t>
       </w:r>
       <w:r>
         <w:rPr>
           <w:rFonts w:ascii="Consolas" w:hAnsi="Consolas"/>
+          <w:b w:val="0"/>
           <w:color w:val="7A1F5C"/>
           <w:sz w:val="20"/>
         </w:rPr>
         <w:t>functional_unit</w:t>
       </w:r>
       <w:r>
+        <w:rPr>
+          <w:b w:val="0"/>
+        </w:rPr>
         <w:t xml:space="preserve">: </w:t>
       </w:r>
       <w:r>
         <w:rPr>
           <w:rFonts w:ascii="Consolas" w:hAnsi="Consolas"/>
+          <w:b w:val="0"/>
           <w:color w:val="7A1F5C"/>
           <w:sz w:val="20"/>
         </w:rPr>
         <w:t>fu_adder</w:t>
       </w:r>
       <w:r>
+        <w:rPr>
+          <w:b w:val="0"/>
+        </w:rPr>
         <w:t xml:space="preserve">, </w:t>
       </w:r>
       <w:r>
         <w:rPr>
           <w:rFonts w:ascii="Consolas" w:hAnsi="Consolas"/>
+          <w:b w:val="0"/>
           <w:color w:val="7A1F5C"/>
           <w:sz w:val="20"/>
         </w:rPr>
         <w:t>fu_substracter</w:t>
       </w:r>
       <w:r>
+        <w:rPr>
+          <w:b w:val="0"/>
+        </w:rPr>
         <w:t xml:space="preserve">, </w:t>
       </w:r>
       <w:r>
         <w:rPr>
           <w:rFonts w:ascii="Consolas" w:hAnsi="Consolas"/>
+          <w:b w:val="0"/>
           <w:color w:val="7A1F5C"/>
           <w:sz w:val="20"/>
         </w:rPr>
         <w:t>fu_comparator</w:t>
       </w:r>
       <w:r>
+        <w:rPr>
+          <w:b w:val="0"/>
+        </w:rPr>
         <w:t xml:space="preserve">, </w:t>
       </w:r>
       <w:r>
         <w:rPr>
           <w:rFonts w:ascii="Consolas" w:hAnsi="Consolas"/>
+          <w:b w:val="0"/>
           <w:color w:val="7A1F5C"/>
           <w:sz w:val="20"/>
         </w:rPr>
         <w:t>fu_shifter</w:t>
       </w:r>
       <w:r>
+        <w:rPr>
+          <w:b w:val="0"/>
+        </w:rPr>
         <w:t xml:space="preserve">, </w:t>
       </w:r>
       <w:r>
         <w:rPr>
           <w:rFonts w:ascii="Consolas" w:hAnsi="Consolas"/>
+          <w:b w:val="0"/>
           <w:color w:val="7A1F5C"/>
           <w:sz w:val="20"/>
         </w:rPr>
         <w:t>fu_logic</w:t>
       </w:r>
       <w:r>
+        <w:rPr>
+          <w:b w:val="0"/>
+        </w:rPr>
         <w:t xml:space="preserve"> y </w:t>
       </w:r>
       <w:r>
         <w:rPr>
           <w:rFonts w:ascii="Consolas" w:hAnsi="Consolas"/>
+          <w:b w:val="0"/>
           <w:color w:val="7A1F5C"/>
           <w:sz w:val="20"/>
         </w:rPr>
         <w:t>fu_nibble_swap</w:t>
       </w:r>
       <w:r>
+        <w:rPr>
+          <w:b w:val="0"/>
+        </w:rPr>
         <w:t xml:space="preserve">. Las pruebas se han hecho con Questa Sim-64 2025.3 y los 41 casos de </w:t>
       </w:r>
       <w:r>
         <w:rPr>
           <w:rFonts w:ascii="Consolas" w:hAnsi="Consolas"/>
+          <w:b w:val="0"/>
           <w:color w:val="7A1F5C"/>
           <w:sz w:val="20"/>
         </w:rPr>
         <w:t>estimulos.txt</w:t>
       </w:r>
       <w:r>
+        <w:rPr>
+          <w:b w:val="0"/>
+        </w:rPr>
         <w:t>, que pasan todos con el diseño final.</w:t>
       </w:r>
     </w:p>
@@ -155,17 +194,24 @@
         <w:t>Pregunta.</w:t>
       </w:r>
       <w:r>
+        <w:rPr>
+          <w:b w:val="0"/>
+        </w:rPr>
         <w:t xml:space="preserve"> ¿Qué pasos habría que seguir para implementar una unidad funcional nueva que conviva con las que ya están definidas en </w:t>
       </w:r>
       <w:r>
         <w:rPr>
           <w:rFonts w:ascii="Consolas" w:hAnsi="Consolas"/>
+          <w:b w:val="0"/>
           <w:color w:val="7A1F5C"/>
           <w:sz w:val="20"/>
         </w:rPr>
         <w:t>top_mini_alu</w:t>
       </w:r>
       <w:r>
+        <w:rPr>
+          <w:b w:val="0"/>
+        </w:rPr>
         <w:t>? ¿Y si se quisieran añadir tres unidades funcionales más?</w:t>
       </w:r>
     </w:p>
@@ -179,50 +225,69 @@
     </w:p>
     <w:p>
       <w:r>
+        <w:rPr>
+          <w:b w:val="0"/>
+        </w:rPr>
         <w:t xml:space="preserve">Todas las unidades comparten la entidad </w:t>
       </w:r>
       <w:r>
         <w:rPr>
           <w:rFonts w:ascii="Consolas" w:hAnsi="Consolas"/>
+          <w:b w:val="0"/>
           <w:color w:val="7A1F5C"/>
           <w:sz w:val="20"/>
         </w:rPr>
         <w:t>functional_unit</w:t>
       </w:r>
       <w:r>
+        <w:rPr>
+          <w:b w:val="0"/>
+        </w:rPr>
         <w:t xml:space="preserve"> (entrada </w:t>
       </w:r>
       <w:r>
         <w:rPr>
           <w:rFonts w:ascii="Consolas" w:hAnsi="Consolas"/>
+          <w:b w:val="0"/>
           <w:color w:val="7A1F5C"/>
           <w:sz w:val="20"/>
         </w:rPr>
         <w:t>inputs</w:t>
       </w:r>
       <w:r>
+        <w:rPr>
+          <w:b w:val="0"/>
+        </w:rPr>
         <w:t xml:space="preserve">, salida </w:t>
       </w:r>
       <w:r>
         <w:rPr>
           <w:rFonts w:ascii="Consolas" w:hAnsi="Consolas"/>
+          <w:b w:val="0"/>
           <w:color w:val="7A1F5C"/>
           <w:sz w:val="20"/>
         </w:rPr>
         <w:t>outputs</w:t>
       </w:r>
       <w:r>
+        <w:rPr>
+          <w:b w:val="0"/>
+        </w:rPr>
         <w:t xml:space="preserve">). Cada operación es una arquitectura distinta de esa entidad, así que añadir una unidad consiste en escribir una arquitectura más y conectarla en el top. Se toma como ejemplo la unidad de desplazamiento, </w:t>
       </w:r>
       <w:r>
         <w:rPr>
           <w:rFonts w:ascii="Consolas" w:hAnsi="Consolas"/>
+          <w:b w:val="0"/>
           <w:color w:val="7A1F5C"/>
           <w:sz w:val="20"/>
         </w:rPr>
         <w:t>fu_shifter</w:t>
       </w:r>
       <w:r>
+        <w:rPr>
+          <w:b w:val="0"/>
+        </w:rPr>
         <w:t>.</w:t>
       </w:r>
     </w:p>
@@ -234,39 +299,54 @@
         <w:t>Paso 1. Crear el archivo VHDL con la arquitectura.</w:t>
       </w:r>
       <w:r>
+        <w:rPr>
+          <w:b w:val="0"/>
+        </w:rPr>
         <w:t xml:space="preserve"> Se sigue la estructura de </w:t>
       </w:r>
       <w:r>
         <w:rPr>
           <w:rFonts w:ascii="Consolas" w:hAnsi="Consolas"/>
+          <w:b w:val="0"/>
           <w:color w:val="7A1F5C"/>
           <w:sz w:val="20"/>
         </w:rPr>
         <w:t>fu_adder</w:t>
       </w:r>
       <w:r>
+        <w:rPr>
+          <w:b w:val="0"/>
+        </w:rPr>
         <w:t xml:space="preserve">: señales internas, un proceso que calcula el resultado según </w:t>
       </w:r>
       <w:r>
         <w:rPr>
           <w:rFonts w:ascii="Consolas" w:hAnsi="Consolas"/>
+          <w:b w:val="0"/>
           <w:color w:val="7A1F5C"/>
           <w:sz w:val="20"/>
         </w:rPr>
         <w:t>operation_args</w:t>
       </w:r>
       <w:r>
+        <w:rPr>
+          <w:b w:val="0"/>
+        </w:rPr>
         <w:t xml:space="preserve"> y la conexión a </w:t>
       </w:r>
       <w:r>
         <w:rPr>
           <w:rFonts w:ascii="Consolas" w:hAnsi="Consolas"/>
+          <w:b w:val="0"/>
           <w:color w:val="7A1F5C"/>
           <w:sz w:val="20"/>
         </w:rPr>
         <w:t>outputs</w:t>
       </w:r>
       <w:r>
+        <w:rPr>
+          <w:b w:val="0"/>
+        </w:rPr>
         <w:t>.</w:t>
       </w:r>
     </w:p>
@@ -582,42 +662,72 @@
         <w:rPr>
           <w:b/>
         </w:rPr>
-        <w:t>Paso 2. Añadirlo a `fuentes.tcl`.</w:t>
-      </w:r>
-      <w:r>
-        <w:t xml:space="preserve"> Debe ir después de </w:t>
+        <w:t xml:space="preserve">Paso 2. Añadirlo a </w:t>
       </w:r>
       <w:r>
         <w:rPr>
           <w:rFonts w:ascii="Consolas" w:hAnsi="Consolas"/>
+          <w:b/>
           <w:color w:val="7A1F5C"/>
           <w:sz w:val="20"/>
         </w:rPr>
-        <w:t>functional_unit.vhd</w:t>
-      </w:r>
-      <w:r>
-        <w:t xml:space="preserve"> y antes de </w:t>
+        <w:t>fuentes.tcl</w:t>
+      </w:r>
+      <w:r>
+        <w:rPr>
+          <w:b/>
+        </w:rPr>
+        <w:t>.</w:t>
+      </w:r>
+      <w:r>
+        <w:rPr>
+          <w:b w:val="0"/>
+        </w:rPr>
+        <w:t xml:space="preserve"> Debe ir después de </w:t>
       </w:r>
       <w:r>
         <w:rPr>
           <w:rFonts w:ascii="Consolas" w:hAnsi="Consolas"/>
+          <w:b w:val="0"/>
           <w:color w:val="7A1F5C"/>
           <w:sz w:val="20"/>
         </w:rPr>
-        <w:t>top_mini_alu.vhd</w:t>
-      </w:r>
-      <w:r>
-        <w:t xml:space="preserve">: </w:t>
+        <w:t>functional_unit.vhd</w:t>
+      </w:r>
+      <w:r>
+        <w:rPr>
+          <w:b w:val="0"/>
+        </w:rPr>
+        <w:t xml:space="preserve"> y antes de </w:t>
       </w:r>
       <w:r>
         <w:rPr>
           <w:rFonts w:ascii="Consolas" w:hAnsi="Consolas"/>
+          <w:b w:val="0"/>
           <w:color w:val="7A1F5C"/>
           <w:sz w:val="20"/>
         </w:rPr>
+        <w:t>top_mini_alu.vhd</w:t>
+      </w:r>
+      <w:r>
+        <w:rPr>
+          <w:b w:val="0"/>
+        </w:rPr>
+        <w:t xml:space="preserve">: </w:t>
+      </w:r>
+      <w:r>
+        <w:rPr>
+          <w:rFonts w:ascii="Consolas" w:hAnsi="Consolas"/>
+          <w:b w:val="0"/>
+          <w:color w:val="7A1F5C"/>
+          <w:sz w:val="20"/>
+        </w:rPr>
         <w:t>simular.do</w:t>
       </w:r>
       <w:r>
+        <w:rPr>
+          <w:b w:val="0"/>
+        </w:rPr>
         <w:t xml:space="preserve"> compila en el orden de la lista, y el top necesita que la arquitectura ya esté analizada.</w:t>
       </w:r>
     </w:p>
@@ -779,9 +889,21 @@
         <w:rPr>
           <w:b/>
         </w:rPr>
-        <w:t>Paso 3. Modificar `top_mini_alu.vhd`</w:t>
-      </w:r>
-      <w:r>
+        <w:t xml:space="preserve">Paso 3. Modificar </w:t>
+      </w:r>
+      <w:r>
+        <w:rPr>
+          <w:rFonts w:ascii="Consolas" w:hAnsi="Consolas"/>
+          <w:b/>
+          <w:color w:val="7A1F5C"/>
+          <w:sz w:val="20"/>
+        </w:rPr>
+        <w:t>top_mini_alu.vhd</w:t>
+      </w:r>
+      <w:r>
+        <w:rPr>
+          <w:b w:val="0"/>
+        </w:rPr>
         <w:t xml:space="preserve"> en cuatro sitios:</w:t>
       </w:r>
     </w:p>
@@ -791,6 +913,9 @@
         <w:spacing w:after="60"/>
       </w:pPr>
       <w:r>
+        <w:rPr>
+          <w:b w:val="0"/>
+        </w:rPr>
         <w:t>declarar una señal para las salidas de la unidad;</w:t>
       </w:r>
     </w:p>
@@ -800,6 +925,9 @@
         <w:spacing w:after="60"/>
       </w:pPr>
       <w:r>
+        <w:rPr>
+          <w:b w:val="0"/>
+        </w:rPr>
         <w:t>instanciar la unidad indicando su arquitectura;</w:t>
       </w:r>
     </w:p>
@@ -809,17 +937,24 @@
         <w:spacing w:after="60"/>
       </w:pPr>
       <w:r>
+        <w:rPr>
+          <w:b w:val="0"/>
+        </w:rPr>
         <w:t xml:space="preserve">añadir una rama al multiplexor de salida </w:t>
       </w:r>
       <w:r>
         <w:rPr>
           <w:rFonts w:ascii="Consolas" w:hAnsi="Consolas"/>
+          <w:b w:val="0"/>
           <w:color w:val="7A1F5C"/>
           <w:sz w:val="20"/>
         </w:rPr>
         <w:t>p_alu_out_mux</w:t>
       </w:r>
       <w:r>
+        <w:rPr>
+          <w:b w:val="0"/>
+        </w:rPr>
         <w:t>;</w:t>
       </w:r>
     </w:p>
@@ -829,6 +964,9 @@
         <w:spacing w:after="60"/>
       </w:pPr>
       <w:r>
+        <w:rPr>
+          <w:b w:val="0"/>
+        </w:rPr>
         <w:t>añadir la señal nueva a la lista de sensibilidad del multiplexor. Si se olvida, el multiplexor no reacciona a los cambios de esa unidad.</w:t>
       </w:r>
     </w:p>
@@ -1049,39 +1187,54 @@
         <w:t>Paso 4. Asignarle un opcode.</w:t>
       </w:r>
       <w:r>
+        <w:rPr>
+          <w:b w:val="0"/>
+        </w:rPr>
         <w:t xml:space="preserve"> La unidad necesita un valor de </w:t>
       </w:r>
       <w:r>
         <w:rPr>
           <w:rFonts w:ascii="Consolas" w:hAnsi="Consolas"/>
+          <w:b w:val="0"/>
           <w:color w:val="7A1F5C"/>
           <w:sz w:val="20"/>
         </w:rPr>
         <w:t>operation_code</w:t>
       </w:r>
       <w:r>
+        <w:rPr>
+          <w:b w:val="0"/>
+        </w:rPr>
         <w:t xml:space="preserve"> propio, definido como constante en </w:t>
       </w:r>
       <w:r>
         <w:rPr>
           <w:rFonts w:ascii="Consolas" w:hAnsi="Consolas"/>
+          <w:b w:val="0"/>
           <w:color w:val="7A1F5C"/>
           <w:sz w:val="20"/>
         </w:rPr>
         <w:t>ctes_pkg.vhd</w:t>
       </w:r>
       <w:r>
+        <w:rPr>
+          <w:b w:val="0"/>
+        </w:rPr>
         <w:t xml:space="preserve"> (aquí, </w:t>
       </w:r>
       <w:r>
         <w:rPr>
           <w:rFonts w:ascii="Consolas" w:hAnsi="Consolas"/>
+          <w:b w:val="0"/>
           <w:color w:val="7A1F5C"/>
           <w:sz w:val="20"/>
         </w:rPr>
         <w:t>C_OPCODE_SHIFT = "011"</w:t>
       </w:r>
       <w:r>
+        <w:rPr>
+          <w:b w:val="0"/>
+        </w:rPr>
         <w:t>).</w:t>
       </w:r>
     </w:p>
@@ -1090,31 +1243,51 @@
         <w:rPr>
           <w:b/>
         </w:rPr>
-        <w:t>Paso 5. Añadir casos de prueba a `estimulos.txt`</w:t>
-      </w:r>
-      <w:r>
-        <w:t xml:space="preserve"> que ejerciten la unidad, y comprobar en Questa que </w:t>
+        <w:t xml:space="preserve">Paso 5. Añadir casos de prueba a </w:t>
       </w:r>
       <w:r>
         <w:rPr>
           <w:rFonts w:ascii="Consolas" w:hAnsi="Consolas"/>
+          <w:b/>
           <w:color w:val="7A1F5C"/>
           <w:sz w:val="20"/>
         </w:rPr>
-        <w:t>run -all</w:t>
-      </w:r>
-      <w:r>
-        <w:t xml:space="preserve"> termina sin ningún </w:t>
+        <w:t>estimulos.txt</w:t>
+      </w:r>
+      <w:r>
+        <w:rPr>
+          <w:b w:val="0"/>
+        </w:rPr>
+        <w:t xml:space="preserve"> que ejerciten la unidad, y comprobar en Questa que </w:t>
       </w:r>
       <w:r>
         <w:rPr>
           <w:rFonts w:ascii="Consolas" w:hAnsi="Consolas"/>
+          <w:b w:val="0"/>
           <w:color w:val="7A1F5C"/>
           <w:sz w:val="20"/>
         </w:rPr>
+        <w:t>run -all</w:t>
+      </w:r>
+      <w:r>
+        <w:rPr>
+          <w:b w:val="0"/>
+        </w:rPr>
+        <w:t xml:space="preserve"> termina sin ningún </w:t>
+      </w:r>
+      <w:r>
+        <w:rPr>
+          <w:rFonts w:ascii="Consolas" w:hAnsi="Consolas"/>
+          <w:b w:val="0"/>
+          <w:color w:val="7A1F5C"/>
+          <w:sz w:val="20"/>
+        </w:rPr>
         <w:t>** Error</w:t>
       </w:r>
       <w:r>
+        <w:rPr>
+          <w:b w:val="0"/>
+        </w:rPr>
         <w:t>.</w:t>
       </w:r>
     </w:p>
@@ -1253,143 +1426,197 @@
     </w:p>
     <w:p>
       <w:r>
+        <w:rPr>
+          <w:b w:val="0"/>
+        </w:rPr>
         <w:t xml:space="preserve">Se repiten los pasos anteriores tres veces: tres archivos, tres entradas en </w:t>
       </w:r>
       <w:r>
         <w:rPr>
           <w:rFonts w:ascii="Consolas" w:hAnsi="Consolas"/>
+          <w:b w:val="0"/>
           <w:color w:val="7A1F5C"/>
           <w:sz w:val="20"/>
         </w:rPr>
         <w:t>fuentes.tcl</w:t>
       </w:r>
       <w:r>
+        <w:rPr>
+          <w:b w:val="0"/>
+        </w:rPr>
         <w:t>, tres señales, tres instancias, tres ramas del multiplexor, tres señales más en la lista de sensibilidad y los casos de prueba de cada una.</w:t>
       </w:r>
     </w:p>
     <w:p>
       <w:r>
+        <w:rPr>
+          <w:b w:val="0"/>
+        </w:rPr>
         <w:t xml:space="preserve">Además aparece un límite del diseño. </w:t>
       </w:r>
       <w:r>
         <w:rPr>
           <w:rFonts w:ascii="Consolas" w:hAnsi="Consolas"/>
+          <w:b w:val="0"/>
           <w:color w:val="7A1F5C"/>
           <w:sz w:val="20"/>
         </w:rPr>
         <w:t>operation_code</w:t>
       </w:r>
       <w:r>
+        <w:rPr>
+          <w:b w:val="0"/>
+        </w:rPr>
         <w:t xml:space="preserve"> tiene </w:t>
       </w:r>
       <w:r>
         <w:rPr>
           <w:rFonts w:ascii="Consolas" w:hAnsi="Consolas"/>
+          <w:b w:val="0"/>
           <w:color w:val="7A1F5C"/>
           <w:sz w:val="20"/>
         </w:rPr>
         <w:t>C_OP_CODE_BW = 3</w:t>
       </w:r>
       <w:r>
+        <w:rPr>
+          <w:b w:val="0"/>
+        </w:rPr>
         <w:t xml:space="preserve"> bits, es decir, 8 códigos posibles, y ya se usan 6 (</w:t>
       </w:r>
       <w:r>
         <w:rPr>
           <w:rFonts w:ascii="Consolas" w:hAnsi="Consolas"/>
+          <w:b w:val="0"/>
           <w:color w:val="7A1F5C"/>
           <w:sz w:val="20"/>
         </w:rPr>
         <w:t>000</w:t>
       </w:r>
       <w:r>
+        <w:rPr>
+          <w:b w:val="0"/>
+        </w:rPr>
         <w:t xml:space="preserve"> a </w:t>
       </w:r>
       <w:r>
         <w:rPr>
           <w:rFonts w:ascii="Consolas" w:hAnsi="Consolas"/>
+          <w:b w:val="0"/>
           <w:color w:val="7A1F5C"/>
           <w:sz w:val="20"/>
         </w:rPr>
         <w:t>101</w:t>
       </w:r>
       <w:r>
+        <w:rPr>
+          <w:b w:val="0"/>
+        </w:rPr>
         <w:t>). Con tres unidades más harían falta 9 códigos y solo quedan 2 libres (</w:t>
       </w:r>
       <w:r>
         <w:rPr>
           <w:rFonts w:ascii="Consolas" w:hAnsi="Consolas"/>
+          <w:b w:val="0"/>
           <w:color w:val="7A1F5C"/>
           <w:sz w:val="20"/>
         </w:rPr>
         <w:t>110</w:t>
       </w:r>
       <w:r>
+        <w:rPr>
+          <w:b w:val="0"/>
+        </w:rPr>
         <w:t xml:space="preserve"> y </w:t>
       </w:r>
       <w:r>
         <w:rPr>
           <w:rFonts w:ascii="Consolas" w:hAnsi="Consolas"/>
+          <w:b w:val="0"/>
           <w:color w:val="7A1F5C"/>
           <w:sz w:val="20"/>
         </w:rPr>
         <w:t>111</w:t>
       </w:r>
       <w:r>
+        <w:rPr>
+          <w:b w:val="0"/>
+        </w:rPr>
         <w:t xml:space="preserve">). Habría que ampliar </w:t>
       </w:r>
       <w:r>
         <w:rPr>
           <w:rFonts w:ascii="Consolas" w:hAnsi="Consolas"/>
+          <w:b w:val="0"/>
           <w:color w:val="7A1F5C"/>
           <w:sz w:val="20"/>
         </w:rPr>
         <w:t>C_OP_CODE_BW</w:t>
       </w:r>
       <w:r>
+        <w:rPr>
+          <w:b w:val="0"/>
+        </w:rPr>
         <w:t xml:space="preserve"> a 4 bits en </w:t>
       </w:r>
       <w:r>
         <w:rPr>
           <w:rFonts w:ascii="Consolas" w:hAnsi="Consolas"/>
+          <w:b w:val="0"/>
           <w:color w:val="7A1F5C"/>
           <w:sz w:val="20"/>
         </w:rPr>
         <w:t>ctes_pkg.vhd</w:t>
       </w:r>
       <w:r>
+        <w:rPr>
+          <w:b w:val="0"/>
+        </w:rPr>
         <w:t xml:space="preserve"> y definir los nuevos opcodes. Ese cambio afecta al puerto </w:t>
       </w:r>
       <w:r>
         <w:rPr>
           <w:rFonts w:ascii="Consolas" w:hAnsi="Consolas"/>
+          <w:b w:val="0"/>
           <w:color w:val="7A1F5C"/>
           <w:sz w:val="20"/>
         </w:rPr>
         <w:t>operation_code</w:t>
       </w:r>
       <w:r>
+        <w:rPr>
+          <w:b w:val="0"/>
+        </w:rPr>
         <w:t xml:space="preserve">, a todas las constantes </w:t>
       </w:r>
       <w:r>
         <w:rPr>
           <w:rFonts w:ascii="Consolas" w:hAnsi="Consolas"/>
+          <w:b w:val="0"/>
           <w:color w:val="7A1F5C"/>
           <w:sz w:val="20"/>
         </w:rPr>
         <w:t>C_OPCODE_*</w:t>
       </w:r>
       <w:r>
+        <w:rPr>
+          <w:b w:val="0"/>
+        </w:rPr>
         <w:t xml:space="preserve">, al testbench y a </w:t>
       </w:r>
       <w:r>
         <w:rPr>
           <w:rFonts w:ascii="Consolas" w:hAnsi="Consolas"/>
+          <w:b w:val="0"/>
           <w:color w:val="7A1F5C"/>
           <w:sz w:val="20"/>
         </w:rPr>
         <w:t>estimulos.txt</w:t>
       </w:r>
       <w:r>
+        <w:rPr>
+          <w:b w:val="0"/>
+        </w:rPr>
         <w:t>, donde el opcode pasaría a escribirse con 4 bits en todos los casos.</w:t>
       </w:r>
     </w:p>
@@ -1409,77 +1636,107 @@
         <w:t>Pregunta.</w:t>
       </w:r>
       <w:r>
+        <w:rPr>
+          <w:b w:val="0"/>
+        </w:rPr>
         <w:t xml:space="preserve"> ¿Cómo se comporta Questa ante las distintas formas de terminar la simulación que plantea el testbench: </w:t>
       </w:r>
       <w:r>
         <w:rPr>
           <w:rFonts w:ascii="Consolas" w:hAnsi="Consolas"/>
+          <w:b w:val="0"/>
           <w:color w:val="7A1F5C"/>
           <w:sz w:val="20"/>
         </w:rPr>
         <w:t>assert false report "Simulación completa" severity failure</w:t>
       </w:r>
       <w:r>
+        <w:rPr>
+          <w:b w:val="0"/>
+        </w:rPr>
         <w:t xml:space="preserve">, </w:t>
       </w:r>
       <w:r>
         <w:rPr>
           <w:rFonts w:ascii="Consolas" w:hAnsi="Consolas"/>
+          <w:b w:val="0"/>
           <w:color w:val="7A1F5C"/>
           <w:sz w:val="20"/>
         </w:rPr>
         <w:t>stop</w:t>
       </w:r>
       <w:r>
+        <w:rPr>
+          <w:b w:val="0"/>
+        </w:rPr>
         <w:t xml:space="preserve"> y </w:t>
       </w:r>
       <w:r>
         <w:rPr>
           <w:rFonts w:ascii="Consolas" w:hAnsi="Consolas"/>
+          <w:b w:val="0"/>
           <w:color w:val="7A1F5C"/>
           <w:sz w:val="20"/>
         </w:rPr>
         <w:t>finish</w:t>
       </w:r>
       <w:r>
+        <w:rPr>
+          <w:b w:val="0"/>
+        </w:rPr>
         <w:t>?</w:t>
       </w:r>
     </w:p>
     <w:p>
       <w:r>
+        <w:rPr>
+          <w:b w:val="0"/>
+        </w:rPr>
         <w:t xml:space="preserve">Las tres están al final del proceso </w:t>
       </w:r>
       <w:r>
         <w:rPr>
           <w:rFonts w:ascii="Consolas" w:hAnsi="Consolas"/>
+          <w:b w:val="0"/>
           <w:color w:val="7A1F5C"/>
           <w:sz w:val="20"/>
         </w:rPr>
         <w:t>p_estimulos</w:t>
       </w:r>
       <w:r>
+        <w:rPr>
+          <w:b w:val="0"/>
+        </w:rPr>
         <w:t xml:space="preserve"> del testbench, después de comprobar todos los casos. Se probaron una a una, dejando activa solo una cada vez, con </w:t>
       </w:r>
       <w:r>
         <w:rPr>
           <w:rFonts w:ascii="Consolas" w:hAnsi="Consolas"/>
+          <w:b w:val="0"/>
           <w:color w:val="7A1F5C"/>
           <w:sz w:val="20"/>
         </w:rPr>
         <w:t>do ../bin/simular.do</w:t>
       </w:r>
       <w:r>
+        <w:rPr>
+          <w:b w:val="0"/>
+        </w:rPr>
         <w:t xml:space="preserve"> y </w:t>
       </w:r>
       <w:r>
         <w:rPr>
           <w:rFonts w:ascii="Consolas" w:hAnsi="Consolas"/>
+          <w:b w:val="0"/>
           <w:color w:val="7A1F5C"/>
           <w:sz w:val="20"/>
         </w:rPr>
         <w:t>run -all</w:t>
       </w:r>
       <w:r>
+        <w:rPr>
+          <w:b w:val="0"/>
+        </w:rPr>
         <w:t>.</w:t>
       </w:r>
     </w:p>
@@ -1681,17 +1938,24 @@
     </w:p>
     <w:p>
       <w:r>
+        <w:rPr>
+          <w:b w:val="0"/>
+        </w:rPr>
         <w:t xml:space="preserve">Questa reporta un mensaje de severidad </w:t>
       </w:r>
       <w:r>
         <w:rPr>
           <w:rFonts w:ascii="Consolas" w:hAnsi="Consolas"/>
+          <w:b w:val="0"/>
           <w:color w:val="7A1F5C"/>
           <w:sz w:val="20"/>
         </w:rPr>
         <w:t>Failure</w:t>
       </w:r>
       <w:r>
+        <w:rPr>
+          <w:b w:val="0"/>
+        </w:rPr>
         <w:t xml:space="preserve">, la máxima, con el instante, el proceso y el archivo, y </w:t>
       </w:r>
       <w:r>
@@ -1701,33 +1965,47 @@
         <w:t>pausa</w:t>
       </w:r>
       <w:r>
+        <w:rPr>
+          <w:b w:val="0"/>
+        </w:rPr>
         <w:t xml:space="preserve"> la simulación en la línea del </w:t>
       </w:r>
       <w:r>
         <w:rPr>
           <w:rFonts w:ascii="Consolas" w:hAnsi="Consolas"/>
+          <w:b w:val="0"/>
           <w:color w:val="7A1F5C"/>
           <w:sz w:val="20"/>
         </w:rPr>
         <w:t>assert</w:t>
       </w:r>
       <w:r>
+        <w:rPr>
+          <w:b w:val="0"/>
+        </w:rPr>
         <w:t>. El simulador sigue abierto y se pueden revisar las ondas. El inconveniente es que el final se presenta como un fallo aunque todos los casos hayan pasado.</w:t>
       </w:r>
     </w:p>
     <w:p>
       <w:r>
+        <w:rPr>
+          <w:b w:val="0"/>
+        </w:rPr>
         <w:t xml:space="preserve">Si se vuelve a ejecutar </w:t>
       </w:r>
       <w:r>
         <w:rPr>
           <w:rFonts w:ascii="Consolas" w:hAnsi="Consolas"/>
+          <w:b w:val="0"/>
           <w:color w:val="7A1F5C"/>
           <w:sz w:val="20"/>
         </w:rPr>
         <w:t>run -all</w:t>
       </w:r>
       <w:r>
+        <w:rPr>
+          <w:b w:val="0"/>
+        </w:rPr>
         <w:t>, la simulación no avanza: el proceso no tiene lista de sensibilidad, así que vuelve a empezar. Como el fichero ya está leído hasta el final, no comprueba ningún caso y repite el mismo mensaje en el mismo instante (82 ms).</w:t>
       </w:r>
     </w:p>
@@ -1893,23 +2171,31 @@
       <w:r>
         <w:rPr>
           <w:rFonts w:ascii="Consolas" w:hAnsi="Consolas"/>
+          <w:b w:val="0"/>
           <w:color w:val="7A1F5C"/>
           <w:sz w:val="20"/>
         </w:rPr>
         <w:t>stop</w:t>
       </w:r>
       <w:r>
+        <w:rPr>
+          <w:b w:val="0"/>
+        </w:rPr>
         <w:t xml:space="preserve"> (de </w:t>
       </w:r>
       <w:r>
         <w:rPr>
           <w:rFonts w:ascii="Consolas" w:hAnsi="Consolas"/>
+          <w:b w:val="0"/>
           <w:color w:val="7A1F5C"/>
           <w:sz w:val="20"/>
         </w:rPr>
         <w:t>std.env</w:t>
       </w:r>
       <w:r>
+        <w:rPr>
+          <w:b w:val="0"/>
+        </w:rPr>
         <w:t xml:space="preserve">, VHDL-2008) </w:t>
       </w:r>
       <w:r>
@@ -1919,17 +2205,24 @@
         <w:t>pausa</w:t>
       </w:r>
       <w:r>
+        <w:rPr>
+          <w:b w:val="0"/>
+        </w:rPr>
         <w:t xml:space="preserve"> la simulación en esa línea, igual que un breakpoint, pero sin reportar ningún error. Questa sigue abierto con las ondas y las señales disponibles, y se puede inspeccionar el resultado, continuar o reiniciar con </w:t>
       </w:r>
       <w:r>
         <w:rPr>
           <w:rFonts w:ascii="Consolas" w:hAnsi="Consolas"/>
+          <w:b w:val="0"/>
           <w:color w:val="7A1F5C"/>
           <w:sz w:val="20"/>
         </w:rPr>
         <w:t>restart -f</w:t>
       </w:r>
       <w:r>
+        <w:rPr>
+          <w:b w:val="0"/>
+        </w:rPr>
         <w:t>. Es la forma más cómoda cuando se quiere analizar la simulación.</w:t>
       </w:r>
     </w:p>
@@ -2020,23 +2313,31 @@
       <w:r>
         <w:rPr>
           <w:rFonts w:ascii="Consolas" w:hAnsi="Consolas"/>
+          <w:b w:val="0"/>
           <w:color w:val="7A1F5C"/>
           <w:sz w:val="20"/>
         </w:rPr>
         <w:t>finish</w:t>
       </w:r>
       <w:r>
+        <w:rPr>
+          <w:b w:val="0"/>
+        </w:rPr>
         <w:t xml:space="preserve"> (también de </w:t>
       </w:r>
       <w:r>
         <w:rPr>
           <w:rFonts w:ascii="Consolas" w:hAnsi="Consolas"/>
+          <w:b w:val="0"/>
           <w:color w:val="7A1F5C"/>
           <w:sz w:val="20"/>
         </w:rPr>
         <w:t>std.env</w:t>
       </w:r>
       <w:r>
+        <w:rPr>
+          <w:b w:val="0"/>
+        </w:rPr>
         <w:t xml:space="preserve">) </w:t>
       </w:r>
       <w:r>
@@ -2046,17 +2347,24 @@
         <w:t>termina la simulación y cierra Questa</w:t>
       </w:r>
       <w:r>
+        <w:rPr>
+          <w:b w:val="0"/>
+        </w:rPr>
         <w:t xml:space="preserve">. En modo gráfico, Questa muestra antes una ventana de confirmación; al aceptarla se cierra el simulador. En el transcript solo queda la hora de fin y el recuento de errores y avisos (el único aviso es el de la opción </w:t>
       </w:r>
       <w:r>
         <w:rPr>
           <w:rFonts w:ascii="Consolas" w:hAnsi="Consolas"/>
+          <w:b w:val="0"/>
           <w:color w:val="7A1F5C"/>
           <w:sz w:val="20"/>
         </w:rPr>
         <w:t>+acc</w:t>
       </w:r>
       <w:r>
+        <w:rPr>
+          <w:b w:val="0"/>
+        </w:rPr>
         <w:t>). Las ondas y el estado de la simulación se pierden, así que esta forma es útil para ejecuciones automáticas, no para inspeccionar resultados.</w:t>
       </w:r>
     </w:p>
@@ -2165,6 +2473,7 @@
             <w:r>
               <w:rPr>
                 <w:rFonts w:ascii="Consolas" w:hAnsi="Consolas"/>
+                <w:b w:val="0"/>
                 <w:color w:val="7A1F5C"/>
                 <w:sz w:val="20"/>
               </w:rPr>
@@ -2185,6 +2494,7 @@
             <w:r>
               <w:rPr>
                 <w:rFonts w:ascii="Consolas" w:hAnsi="Consolas"/>
+                <w:b w:val="0"/>
                 <w:color w:val="7A1F5C"/>
                 <w:sz w:val="20"/>
               </w:rPr>
@@ -2204,6 +2514,7 @@
             </w:r>
             <w:r>
               <w:rPr>
+                <w:b w:val="0"/>
                 <w:sz w:val="20"/>
               </w:rPr>
               <w:t>Pausa en la línea 160</w:t>
@@ -2222,6 +2533,7 @@
             </w:r>
             <w:r>
               <w:rPr>
+                <w:b w:val="0"/>
                 <w:sz w:val="20"/>
               </w:rPr>
               <w:t>Sí</w:t>
@@ -2243,6 +2555,7 @@
             <w:r>
               <w:rPr>
                 <w:rFonts w:ascii="Consolas" w:hAnsi="Consolas"/>
+                <w:b w:val="0"/>
                 <w:color w:val="7A1F5C"/>
                 <w:sz w:val="20"/>
               </w:rPr>
@@ -2262,6 +2575,7 @@
             </w:r>
             <w:r>
               <w:rPr>
+                <w:b w:val="0"/>
                 <w:sz w:val="20"/>
               </w:rPr>
               <w:t xml:space="preserve">Ninguno (solo </w:t>
@@ -2269,6 +2583,7 @@
             <w:r>
               <w:rPr>
                 <w:rFonts w:ascii="Consolas" w:hAnsi="Consolas"/>
+                <w:b w:val="0"/>
                 <w:color w:val="7A1F5C"/>
                 <w:sz w:val="20"/>
               </w:rPr>
@@ -2276,6 +2591,7 @@
             </w:r>
             <w:r>
               <w:rPr>
+                <w:b w:val="0"/>
                 <w:sz w:val="20"/>
               </w:rPr>
               <w:t>)</w:t>
@@ -2294,6 +2610,7 @@
             </w:r>
             <w:r>
               <w:rPr>
+                <w:b w:val="0"/>
                 <w:sz w:val="20"/>
               </w:rPr>
               <w:t>Pausa en la línea 167</w:t>
@@ -2312,6 +2629,7 @@
             </w:r>
             <w:r>
               <w:rPr>
+                <w:b w:val="0"/>
                 <w:sz w:val="20"/>
               </w:rPr>
               <w:t>Sí</w:t>
@@ -2333,6 +2651,7 @@
             <w:r>
               <w:rPr>
                 <w:rFonts w:ascii="Consolas" w:hAnsi="Consolas"/>
+                <w:b w:val="0"/>
                 <w:color w:val="7A1F5C"/>
                 <w:sz w:val="20"/>
               </w:rPr>
@@ -2352,6 +2671,7 @@
             </w:r>
             <w:r>
               <w:rPr>
+                <w:b w:val="0"/>
                 <w:sz w:val="20"/>
               </w:rPr>
               <w:t xml:space="preserve">Ninguno (solo </w:t>
@@ -2359,6 +2679,7 @@
             <w:r>
               <w:rPr>
                 <w:rFonts w:ascii="Consolas" w:hAnsi="Consolas"/>
+                <w:b w:val="0"/>
                 <w:color w:val="7A1F5C"/>
                 <w:sz w:val="20"/>
               </w:rPr>
@@ -2366,6 +2687,7 @@
             </w:r>
             <w:r>
               <w:rPr>
+                <w:b w:val="0"/>
                 <w:sz w:val="20"/>
               </w:rPr>
               <w:t xml:space="preserve"> y recuento)</w:t>
@@ -2384,6 +2706,7 @@
             </w:r>
             <w:r>
               <w:rPr>
+                <w:b w:val="0"/>
                 <w:sz w:val="20"/>
               </w:rPr>
               <w:t>Pide confirmación y cierra el simulador</w:t>
@@ -2402,6 +2725,7 @@
             </w:r>
             <w:r>
               <w:rPr>
+                <w:b w:val="0"/>
                 <w:sz w:val="20"/>
               </w:rPr>
               <w:t>No</w:t>
@@ -2431,55 +2755,103 @@
         <w:t>Pregunta.</w:t>
       </w:r>
       <w:r>
-        <w:t xml:space="preserve"> ¿Por qué la unidad funcional de comparación no devuelve nunca el error *Invalid argument*?</w:t>
+        <w:rPr>
+          <w:b w:val="0"/>
+        </w:rPr>
+        <w:t xml:space="preserve"> ¿Por qué la unidad funcional de comparación no devuelve nunca el error </w:t>
+      </w:r>
+      <w:r>
+        <w:rPr>
+          <w:b w:val="0"/>
+          <w:i/>
+        </w:rPr>
+        <w:t>Invalid argument</w:t>
+      </w:r>
+      <w:r>
+        <w:rPr>
+          <w:b w:val="0"/>
+        </w:rPr>
+        <w:t>?</w:t>
       </w:r>
     </w:p>
     <w:p>
       <w:r>
-        <w:t>El error *Invalid argument* (</w:t>
+        <w:rPr>
+          <w:b w:val="0"/>
+        </w:rPr>
+        <w:t xml:space="preserve">El error </w:t>
+      </w:r>
+      <w:r>
+        <w:rPr>
+          <w:b w:val="0"/>
+          <w:i/>
+        </w:rPr>
+        <w:t>Invalid argument</w:t>
+      </w:r>
+      <w:r>
+        <w:rPr>
+          <w:b w:val="0"/>
+        </w:rPr>
+        <w:t xml:space="preserve"> (</w:t>
       </w:r>
       <w:r>
         <w:rPr>
           <w:rFonts w:ascii="Consolas" w:hAnsi="Consolas"/>
+          <w:b w:val="0"/>
           <w:color w:val="7A1F5C"/>
           <w:sz w:val="20"/>
         </w:rPr>
         <w:t>010</w:t>
       </w:r>
       <w:r>
+        <w:rPr>
+          <w:b w:val="0"/>
+        </w:rPr>
         <w:t xml:space="preserve">) solo se produce cuando </w:t>
       </w:r>
       <w:r>
         <w:rPr>
           <w:rFonts w:ascii="Consolas" w:hAnsi="Consolas"/>
+          <w:b w:val="0"/>
           <w:color w:val="7A1F5C"/>
           <w:sz w:val="20"/>
         </w:rPr>
         <w:t>operation_args</w:t>
       </w:r>
       <w:r>
+        <w:rPr>
+          <w:b w:val="0"/>
+        </w:rPr>
         <w:t xml:space="preserve"> toma un valor que la unidad no admite. </w:t>
       </w:r>
       <w:r>
         <w:rPr>
           <w:rFonts w:ascii="Consolas" w:hAnsi="Consolas"/>
+          <w:b w:val="0"/>
           <w:color w:val="7A1F5C"/>
           <w:sz w:val="20"/>
         </w:rPr>
         <w:t>operation_args</w:t>
       </w:r>
       <w:r>
+        <w:rPr>
+          <w:b w:val="0"/>
+        </w:rPr>
         <w:t xml:space="preserve"> tiene </w:t>
       </w:r>
       <w:r>
         <w:rPr>
           <w:rFonts w:ascii="Consolas" w:hAnsi="Consolas"/>
+          <w:b w:val="0"/>
           <w:color w:val="7A1F5C"/>
           <w:sz w:val="20"/>
         </w:rPr>
         <w:t>C_OP_ARG_BW = 2</w:t>
       </w:r>
       <w:r>
+        <w:rPr>
+          <w:b w:val="0"/>
+        </w:rPr>
         <w:t xml:space="preserve"> bits, es decir, 4 valores posibles, y el comparador da un significado a los cuatro:</w:t>
       </w:r>
     </w:p>
@@ -2562,6 +2934,7 @@
             <w:r>
               <w:rPr>
                 <w:rFonts w:ascii="Consolas" w:hAnsi="Consolas"/>
+                <w:b w:val="0"/>
                 <w:color w:val="7A1F5C"/>
                 <w:sz w:val="20"/>
               </w:rPr>
@@ -2582,6 +2955,7 @@
             <w:r>
               <w:rPr>
                 <w:rFonts w:ascii="Consolas" w:hAnsi="Consolas"/>
+                <w:b w:val="0"/>
                 <w:color w:val="7A1F5C"/>
                 <w:sz w:val="20"/>
               </w:rPr>
@@ -2601,6 +2975,7 @@
             </w:r>
             <w:r>
               <w:rPr>
+                <w:b w:val="0"/>
                 <w:sz w:val="20"/>
               </w:rPr>
               <w:t>sin signo, se copia el mayor</w:t>
@@ -2622,6 +2997,7 @@
             <w:r>
               <w:rPr>
                 <w:rFonts w:ascii="Consolas" w:hAnsi="Consolas"/>
+                <w:b w:val="0"/>
                 <w:color w:val="7A1F5C"/>
                 <w:sz w:val="20"/>
               </w:rPr>
@@ -2642,6 +3018,7 @@
             <w:r>
               <w:rPr>
                 <w:rFonts w:ascii="Consolas" w:hAnsi="Consolas"/>
+                <w:b w:val="0"/>
                 <w:color w:val="7A1F5C"/>
                 <w:sz w:val="20"/>
               </w:rPr>
@@ -2661,6 +3038,7 @@
             </w:r>
             <w:r>
               <w:rPr>
+                <w:b w:val="0"/>
                 <w:sz w:val="20"/>
               </w:rPr>
               <w:t>con signo, se copia el mayor</w:t>
@@ -2682,6 +3060,7 @@
             <w:r>
               <w:rPr>
                 <w:rFonts w:ascii="Consolas" w:hAnsi="Consolas"/>
+                <w:b w:val="0"/>
                 <w:color w:val="7A1F5C"/>
                 <w:sz w:val="20"/>
               </w:rPr>
@@ -2702,6 +3081,7 @@
             <w:r>
               <w:rPr>
                 <w:rFonts w:ascii="Consolas" w:hAnsi="Consolas"/>
+                <w:b w:val="0"/>
                 <w:color w:val="7A1F5C"/>
                 <w:sz w:val="20"/>
               </w:rPr>
@@ -2721,6 +3101,7 @@
             </w:r>
             <w:r>
               <w:rPr>
+                <w:b w:val="0"/>
                 <w:sz w:val="20"/>
               </w:rPr>
               <w:t>sin signo, se copia el menor</w:t>
@@ -2742,6 +3123,7 @@
             <w:r>
               <w:rPr>
                 <w:rFonts w:ascii="Consolas" w:hAnsi="Consolas"/>
+                <w:b w:val="0"/>
                 <w:color w:val="7A1F5C"/>
                 <w:sz w:val="20"/>
               </w:rPr>
@@ -2762,6 +3144,7 @@
             <w:r>
               <w:rPr>
                 <w:rFonts w:ascii="Consolas" w:hAnsi="Consolas"/>
+                <w:b w:val="0"/>
                 <w:color w:val="7A1F5C"/>
                 <w:sz w:val="20"/>
               </w:rPr>
@@ -2781,6 +3164,7 @@
             </w:r>
             <w:r>
               <w:rPr>
+                <w:b w:val="0"/>
                 <w:sz w:val="20"/>
               </w:rPr>
               <w:t>con signo, se copia el menor</w:t>
@@ -2796,89 +3180,162 @@
     </w:p>
     <w:p>
       <w:r>
+        <w:rPr>
+          <w:b w:val="0"/>
+        </w:rPr>
         <w:t xml:space="preserve">Como están cubiertas todas las combinaciones, no queda ningún argumento que se pueda considerar inválido. Es distinto en las demás unidades con argumentos sobrantes: la suma y la resta solo usan </w:t>
       </w:r>
       <w:r>
         <w:rPr>
           <w:rFonts w:ascii="Consolas" w:hAnsi="Consolas"/>
+          <w:b w:val="0"/>
           <w:color w:val="7A1F5C"/>
           <w:sz w:val="20"/>
         </w:rPr>
         <w:t>00</w:t>
       </w:r>
       <w:r>
+        <w:rPr>
+          <w:b w:val="0"/>
+        </w:rPr>
         <w:t xml:space="preserve"> y </w:t>
       </w:r>
       <w:r>
         <w:rPr>
           <w:rFonts w:ascii="Consolas" w:hAnsi="Consolas"/>
+          <w:b w:val="0"/>
           <w:color w:val="7A1F5C"/>
           <w:sz w:val="20"/>
         </w:rPr>
         <w:t>01</w:t>
       </w:r>
       <w:r>
+        <w:rPr>
+          <w:b w:val="0"/>
+        </w:rPr>
         <w:t xml:space="preserve">, la lógica binaria usa </w:t>
       </w:r>
       <w:r>
         <w:rPr>
           <w:rFonts w:ascii="Consolas" w:hAnsi="Consolas"/>
+          <w:b w:val="0"/>
           <w:color w:val="7A1F5C"/>
           <w:sz w:val="20"/>
         </w:rPr>
         <w:t>00</w:t>
       </w:r>
       <w:r>
+        <w:rPr>
+          <w:b w:val="0"/>
+        </w:rPr>
         <w:t xml:space="preserve">, </w:t>
       </w:r>
       <w:r>
         <w:rPr>
           <w:rFonts w:ascii="Consolas" w:hAnsi="Consolas"/>
+          <w:b w:val="0"/>
           <w:color w:val="7A1F5C"/>
           <w:sz w:val="20"/>
         </w:rPr>
         <w:t>01</w:t>
       </w:r>
       <w:r>
+        <w:rPr>
+          <w:b w:val="0"/>
+        </w:rPr>
         <w:t xml:space="preserve"> y </w:t>
       </w:r>
       <w:r>
         <w:rPr>
           <w:rFonts w:ascii="Consolas" w:hAnsi="Consolas"/>
+          <w:b w:val="0"/>
           <w:color w:val="7A1F5C"/>
           <w:sz w:val="20"/>
         </w:rPr>
         <w:t>10</w:t>
       </w:r>
       <w:r>
+        <w:rPr>
+          <w:b w:val="0"/>
+        </w:rPr>
         <w:t xml:space="preserve">, y el intercambio de nibbles usa </w:t>
       </w:r>
       <w:r>
         <w:rPr>
           <w:rFonts w:ascii="Consolas" w:hAnsi="Consolas"/>
+          <w:b w:val="0"/>
           <w:color w:val="7A1F5C"/>
           <w:sz w:val="20"/>
         </w:rPr>
         <w:t>00</w:t>
       </w:r>
       <w:r>
+        <w:rPr>
+          <w:b w:val="0"/>
+        </w:rPr>
         <w:t xml:space="preserve"> y </w:t>
       </w:r>
       <w:r>
         <w:rPr>
           <w:rFonts w:ascii="Consolas" w:hAnsi="Consolas"/>
+          <w:b w:val="0"/>
           <w:color w:val="7A1F5C"/>
           <w:sz w:val="20"/>
         </w:rPr>
         <w:t>01</w:t>
       </w:r>
       <w:r>
-        <w:t>. Con los valores que sobran, esas unidades sí devuelven *Invalid argument*.</w:t>
+        <w:rPr>
+          <w:b w:val="0"/>
+        </w:rPr>
+        <w:t xml:space="preserve">. Con los valores que sobran, esas unidades sí devuelven </w:t>
+      </w:r>
+      <w:r>
+        <w:rPr>
+          <w:b w:val="0"/>
+          <w:i/>
+        </w:rPr>
+        <w:t>Invalid argument</w:t>
+      </w:r>
+      <w:r>
+        <w:rPr>
+          <w:b w:val="0"/>
+        </w:rPr>
+        <w:t>.</w:t>
       </w:r>
     </w:p>
     <w:p>
       <w:r>
-        <w:t>Tampoco puede haber *Overflow* ni *Underflow*: el comparador no calcula nada nuevo, solo copia uno de los dos operandos sin modificarlo, así que el resultado siempre cabe en 8 bits. Por eso las salidas de error quedan fijas:</w:t>
+        <w:rPr>
+          <w:b w:val="0"/>
+        </w:rPr>
+        <w:t xml:space="preserve">Tampoco puede haber </w:t>
+      </w:r>
+      <w:r>
+        <w:rPr>
+          <w:b w:val="0"/>
+          <w:i/>
+        </w:rPr>
+        <w:t>Overflow</w:t>
+      </w:r>
+      <w:r>
+        <w:rPr>
+          <w:b w:val="0"/>
+        </w:rPr>
+        <w:t xml:space="preserve"> ni </w:t>
+      </w:r>
+      <w:r>
+        <w:rPr>
+          <w:b w:val="0"/>
+          <w:i/>
+        </w:rPr>
+        <w:t>Underflow</w:t>
+      </w:r>
+      <w:r>
+        <w:rPr>
+          <w:b w:val="0"/>
+        </w:rPr>
+        <w:t>: el comparador no calcula nada nuevo, solo copia uno de los dos operandos sin modificarlo, así que el resultado siempre cabe en 8 bits. Por eso las salidas de error quedan fijas:</w:t>
       </w:r>
     </w:p>
     <w:p>
@@ -3106,116 +3563,159 @@
     </w:p>
     <w:p>
       <w:r>
+        <w:rPr>
+          <w:b w:val="0"/>
+        </w:rPr>
         <w:t xml:space="preserve">La rama </w:t>
       </w:r>
       <w:r>
         <w:rPr>
           <w:rFonts w:ascii="Consolas" w:hAnsi="Consolas"/>
+          <w:b w:val="0"/>
           <w:color w:val="7A1F5C"/>
           <w:sz w:val="20"/>
         </w:rPr>
         <w:t>when others</w:t>
       </w:r>
       <w:r>
+        <w:rPr>
+          <w:b w:val="0"/>
+        </w:rPr>
         <w:t xml:space="preserve"> no contradice lo anterior. VHDL obliga a que un </w:t>
       </w:r>
       <w:r>
         <w:rPr>
           <w:rFonts w:ascii="Consolas" w:hAnsi="Consolas"/>
+          <w:b w:val="0"/>
           <w:color w:val="7A1F5C"/>
           <w:sz w:val="20"/>
         </w:rPr>
         <w:t>case</w:t>
       </w:r>
       <w:r>
+        <w:rPr>
+          <w:b w:val="0"/>
+        </w:rPr>
         <w:t xml:space="preserve"> sobre un </w:t>
       </w:r>
       <w:r>
         <w:rPr>
           <w:rFonts w:ascii="Consolas" w:hAnsi="Consolas"/>
+          <w:b w:val="0"/>
           <w:color w:val="7A1F5C"/>
           <w:sz w:val="20"/>
         </w:rPr>
         <w:t>std_logic_vector</w:t>
       </w:r>
       <w:r>
+        <w:rPr>
+          <w:b w:val="0"/>
+        </w:rPr>
         <w:t xml:space="preserve"> cubra todos los valores del tipo, incluidos </w:t>
       </w:r>
       <w:r>
         <w:rPr>
           <w:rFonts w:ascii="Consolas" w:hAnsi="Consolas"/>
+          <w:b w:val="0"/>
           <w:color w:val="7A1F5C"/>
           <w:sz w:val="20"/>
         </w:rPr>
         <w:t>U</w:t>
       </w:r>
       <w:r>
+        <w:rPr>
+          <w:b w:val="0"/>
+        </w:rPr>
         <w:t xml:space="preserve">, </w:t>
       </w:r>
       <w:r>
         <w:rPr>
           <w:rFonts w:ascii="Consolas" w:hAnsi="Consolas"/>
+          <w:b w:val="0"/>
           <w:color w:val="7A1F5C"/>
           <w:sz w:val="20"/>
         </w:rPr>
         <w:t>X</w:t>
       </w:r>
       <w:r>
+        <w:rPr>
+          <w:b w:val="0"/>
+        </w:rPr>
         <w:t xml:space="preserve"> o </w:t>
       </w:r>
       <w:r>
         <w:rPr>
           <w:rFonts w:ascii="Consolas" w:hAnsi="Consolas"/>
+          <w:b w:val="0"/>
           <w:color w:val="7A1F5C"/>
           <w:sz w:val="20"/>
         </w:rPr>
         <w:t>Z</w:t>
       </w:r>
       <w:r>
+        <w:rPr>
+          <w:b w:val="0"/>
+        </w:rPr>
         <w:t xml:space="preserve">, que no existen como argumentos reales. Esa rama nunca se alcanza con </w:t>
       </w:r>
       <w:r>
         <w:rPr>
           <w:rFonts w:ascii="Consolas" w:hAnsi="Consolas"/>
+          <w:b w:val="0"/>
           <w:color w:val="7A1F5C"/>
           <w:sz w:val="20"/>
         </w:rPr>
         <w:t>00</w:t>
       </w:r>
       <w:r>
+        <w:rPr>
+          <w:b w:val="0"/>
+        </w:rPr>
         <w:t xml:space="preserve">, </w:t>
       </w:r>
       <w:r>
         <w:rPr>
           <w:rFonts w:ascii="Consolas" w:hAnsi="Consolas"/>
+          <w:b w:val="0"/>
           <w:color w:val="7A1F5C"/>
           <w:sz w:val="20"/>
         </w:rPr>
         <w:t>01</w:t>
       </w:r>
       <w:r>
+        <w:rPr>
+          <w:b w:val="0"/>
+        </w:rPr>
         <w:t xml:space="preserve">, </w:t>
       </w:r>
       <w:r>
         <w:rPr>
           <w:rFonts w:ascii="Consolas" w:hAnsi="Consolas"/>
+          <w:b w:val="0"/>
           <w:color w:val="7A1F5C"/>
           <w:sz w:val="20"/>
         </w:rPr>
         <w:t>10</w:t>
       </w:r>
       <w:r>
+        <w:rPr>
+          <w:b w:val="0"/>
+        </w:rPr>
         <w:t xml:space="preserve"> u </w:t>
       </w:r>
       <w:r>
         <w:rPr>
           <w:rFonts w:ascii="Consolas" w:hAnsi="Consolas"/>
+          <w:b w:val="0"/>
           <w:color w:val="7A1F5C"/>
           <w:sz w:val="20"/>
         </w:rPr>
         <w:t>11</w:t>
       </w:r>
       <w:r>
+        <w:rPr>
+          <w:b w:val="0"/>
+        </w:rPr>
         <w:t>.</w:t>
       </w:r>
     </w:p>
@@ -3235,6 +3735,9 @@
         <w:t>Pregunta.</w:t>
       </w:r>
       <w:r>
+        <w:rPr>
+          <w:b w:val="0"/>
+        </w:rPr>
         <w:t xml:space="preserve"> ¿Qué ocurre si se elimina la arquitectura de la instanciación? Confirmar si el simulador consigue compilar el diseño, y qué ocurre con el comportamiento de la instancia que se ha quedado sin arquitectura indicada. Probar a quitarla en dos instancias distintas.</w:t>
       </w:r>
     </w:p>
@@ -3310,6 +3813,9 @@
         <w:t>Compilación.</w:t>
       </w:r>
       <w:r>
+        <w:rPr>
+          <w:b w:val="0"/>
+        </w:rPr>
         <w:t xml:space="preserve"> El diseño compila sin errores ni avisos. VHDL permite instanciar una entidad sin indicar la arquitectura:</w:t>
       </w:r>
     </w:p>
@@ -3396,39 +3902,54 @@
         <w:t>Arquitectura elegida.</w:t>
       </w:r>
       <w:r>
+        <w:rPr>
+          <w:b w:val="0"/>
+        </w:rPr>
         <w:t xml:space="preserve"> Al cargar la simulación, la instancia sin arquitectura usa </w:t>
       </w:r>
       <w:r>
         <w:rPr>
           <w:rFonts w:ascii="Consolas" w:hAnsi="Consolas"/>
+          <w:b w:val="0"/>
           <w:color w:val="7A1F5C"/>
           <w:sz w:val="20"/>
         </w:rPr>
         <w:t>fu_nibble_swap</w:t>
       </w:r>
       <w:r>
+        <w:rPr>
+          <w:b w:val="0"/>
+        </w:rPr>
         <w:t xml:space="preserve"> en lugar de </w:t>
       </w:r>
       <w:r>
         <w:rPr>
           <w:rFonts w:ascii="Consolas" w:hAnsi="Consolas"/>
+          <w:b w:val="0"/>
           <w:color w:val="7A1F5C"/>
           <w:sz w:val="20"/>
         </w:rPr>
         <w:t>fu_adder</w:t>
       </w:r>
       <w:r>
+        <w:rPr>
+          <w:b w:val="0"/>
+        </w:rPr>
         <w:t xml:space="preserve">. </w:t>
       </w:r>
       <w:r>
         <w:rPr>
           <w:rFonts w:ascii="Consolas" w:hAnsi="Consolas"/>
+          <w:b w:val="0"/>
           <w:color w:val="7A1F5C"/>
           <w:sz w:val="20"/>
         </w:rPr>
         <w:t>fu_adder</w:t>
       </w:r>
       <w:r>
+        <w:rPr>
+          <w:b w:val="0"/>
+        </w:rPr>
         <w:t xml:space="preserve"> ya no aparece entre las arquitecturas cargadas:</w:t>
       </w:r>
     </w:p>
@@ -3526,43 +4047,73 @@
       <w:r>
         <w:rPr>
           <w:rFonts w:ascii="Consolas" w:hAnsi="Consolas"/>
+          <w:b w:val="0"/>
           <w:color w:val="7A1F5C"/>
           <w:sz w:val="20"/>
         </w:rPr>
         <w:t>fu_nibble_swap</w:t>
       </w:r>
       <w:r>
+        <w:rPr>
+          <w:b w:val="0"/>
+        </w:rPr>
         <w:t xml:space="preserve"> es la </w:t>
       </w:r>
       <w:r>
         <w:rPr>
           <w:b/>
         </w:rPr>
-        <w:t>última arquitectura de `functional_unit` que se compila</w:t>
-      </w:r>
-      <w:r>
-        <w:t xml:space="preserve">, porque </w:t>
+        <w:t xml:space="preserve">última arquitectura de </w:t>
       </w:r>
       <w:r>
         <w:rPr>
           <w:rFonts w:ascii="Consolas" w:hAnsi="Consolas"/>
+          <w:b/>
           <w:color w:val="7A1F5C"/>
           <w:sz w:val="20"/>
         </w:rPr>
-        <w:t>fu_arch_nibble_swap.vhd</w:t>
-      </w:r>
-      <w:r>
-        <w:t xml:space="preserve"> es el último archivo de unidad funcional en la lista de </w:t>
+        <w:t>functional_unit</w:t>
+      </w:r>
+      <w:r>
+        <w:rPr>
+          <w:b/>
+        </w:rPr>
+        <w:t xml:space="preserve"> que se compila</w:t>
+      </w:r>
+      <w:r>
+        <w:rPr>
+          <w:b w:val="0"/>
+        </w:rPr>
+        <w:t xml:space="preserve">, porque </w:t>
       </w:r>
       <w:r>
         <w:rPr>
           <w:rFonts w:ascii="Consolas" w:hAnsi="Consolas"/>
+          <w:b w:val="0"/>
           <w:color w:val="7A1F5C"/>
           <w:sz w:val="20"/>
         </w:rPr>
+        <w:t>fu_arch_nibble_swap.vhd</w:t>
+      </w:r>
+      <w:r>
+        <w:rPr>
+          <w:b w:val="0"/>
+        </w:rPr>
+        <w:t xml:space="preserve"> es el último archivo de unidad funcional en la lista de </w:t>
+      </w:r>
+      <w:r>
+        <w:rPr>
+          <w:rFonts w:ascii="Consolas" w:hAnsi="Consolas"/>
+          <w:b w:val="0"/>
+          <w:color w:val="7A1F5C"/>
+          <w:sz w:val="20"/>
+        </w:rPr>
         <w:t>fuentes.tcl</w:t>
       </w:r>
       <w:r>
+        <w:rPr>
+          <w:b w:val="0"/>
+        </w:rPr>
         <w:t>. Cuando no se indica arquitectura, se usa la analizada más recientemente.</w:t>
       </w:r>
     </w:p>
@@ -3574,6 +4125,9 @@
         <w:t>Comportamiento.</w:t>
       </w:r>
       <w:r>
+        <w:rPr>
+          <w:b w:val="0"/>
+        </w:rPr>
         <w:t xml:space="preserve"> La instancia hace un intercambio de nibbles en vez de una suma, así que fallan los casos de suma:</w:t>
       </w:r>
     </w:p>
@@ -3699,122 +4253,181 @@
     </w:p>
     <w:p>
       <w:r>
+        <w:rPr>
+          <w:b w:val="0"/>
+        </w:rPr>
         <w:t>Por ejemplo, en el caso 1 (</w:t>
       </w:r>
       <w:r>
         <w:rPr>
           <w:rFonts w:ascii="Consolas" w:hAnsi="Consolas"/>
+          <w:b w:val="0"/>
           <w:color w:val="7A1F5C"/>
           <w:sz w:val="20"/>
         </w:rPr>
         <w:t>3 + 5</w:t>
       </w:r>
       <w:r>
+        <w:rPr>
+          <w:b w:val="0"/>
+        </w:rPr>
         <w:t xml:space="preserve">) se esperaba </w:t>
       </w:r>
       <w:r>
         <w:rPr>
           <w:rFonts w:ascii="Consolas" w:hAnsi="Consolas"/>
+          <w:b w:val="0"/>
           <w:color w:val="7A1F5C"/>
           <w:sz w:val="20"/>
         </w:rPr>
         <w:t>00001000</w:t>
       </w:r>
       <w:r>
+        <w:rPr>
+          <w:b w:val="0"/>
+        </w:rPr>
         <w:t xml:space="preserve"> (8) y se obtiene </w:t>
       </w:r>
       <w:r>
         <w:rPr>
           <w:rFonts w:ascii="Consolas" w:hAnsi="Consolas"/>
+          <w:b w:val="0"/>
           <w:color w:val="7A1F5C"/>
           <w:sz w:val="20"/>
         </w:rPr>
         <w:t>00000101</w:t>
       </w:r>
       <w:r>
+        <w:rPr>
+          <w:b w:val="0"/>
+        </w:rPr>
         <w:t>: el nibble alto de A (</w:t>
       </w:r>
       <w:r>
         <w:rPr>
           <w:rFonts w:ascii="Consolas" w:hAnsi="Consolas"/>
+          <w:b w:val="0"/>
           <w:color w:val="7A1F5C"/>
           <w:sz w:val="20"/>
         </w:rPr>
         <w:t>0000</w:t>
       </w:r>
       <w:r>
+        <w:rPr>
+          <w:b w:val="0"/>
+        </w:rPr>
         <w:t>) junto al nibble bajo de B (</w:t>
       </w:r>
       <w:r>
         <w:rPr>
           <w:rFonts w:ascii="Consolas" w:hAnsi="Consolas"/>
+          <w:b w:val="0"/>
           <w:color w:val="7A1F5C"/>
           <w:sz w:val="20"/>
         </w:rPr>
         <w:t>0101</w:t>
       </w:r>
       <w:r>
+        <w:rPr>
+          <w:b w:val="0"/>
+        </w:rPr>
         <w:t xml:space="preserve">), que es lo que hace </w:t>
       </w:r>
       <w:r>
         <w:rPr>
           <w:rFonts w:ascii="Consolas" w:hAnsi="Consolas"/>
+          <w:b w:val="0"/>
           <w:color w:val="7A1F5C"/>
           <w:sz w:val="20"/>
         </w:rPr>
         <w:t>fu_nibble_swap</w:t>
       </w:r>
       <w:r>
+        <w:rPr>
+          <w:b w:val="0"/>
+        </w:rPr>
         <w:t xml:space="preserve"> con </w:t>
       </w:r>
       <w:r>
         <w:rPr>
           <w:rFonts w:ascii="Consolas" w:hAnsi="Consolas"/>
+          <w:b w:val="0"/>
           <w:color w:val="7A1F5C"/>
           <w:sz w:val="20"/>
         </w:rPr>
         <w:t>operation_args = 00</w:t>
       </w:r>
       <w:r>
+        <w:rPr>
+          <w:b w:val="0"/>
+        </w:rPr>
         <w:t>. Tampoco se detectan los desbordamientos (casos 4, 5, 9 y 10), porque el intercambio de nibbles no los genera.</w:t>
       </w:r>
     </w:p>
     <w:p>
       <w:r>
+        <w:rPr>
+          <w:b w:val="0"/>
+        </w:rPr>
         <w:t>Algunos casos de suma pasan por casualidad: el caso 3 (</w:t>
       </w:r>
       <w:r>
         <w:rPr>
           <w:rFonts w:ascii="Consolas" w:hAnsi="Consolas"/>
+          <w:b w:val="0"/>
           <w:color w:val="7A1F5C"/>
           <w:sz w:val="20"/>
         </w:rPr>
         <w:t>0 + 0</w:t>
       </w:r>
       <w:r>
+        <w:rPr>
+          <w:b w:val="0"/>
+        </w:rPr>
         <w:t xml:space="preserve">) da 0 en las dos unidades, y los casos 11 y 12 (argumentos </w:t>
       </w:r>
       <w:r>
         <w:rPr>
           <w:rFonts w:ascii="Consolas" w:hAnsi="Consolas"/>
+          <w:b w:val="0"/>
           <w:color w:val="7A1F5C"/>
           <w:sz w:val="20"/>
         </w:rPr>
         <w:t>10</w:t>
       </w:r>
       <w:r>
+        <w:rPr>
+          <w:b w:val="0"/>
+        </w:rPr>
         <w:t xml:space="preserve"> y </w:t>
       </w:r>
       <w:r>
         <w:rPr>
           <w:rFonts w:ascii="Consolas" w:hAnsi="Consolas"/>
+          <w:b w:val="0"/>
           <w:color w:val="7A1F5C"/>
           <w:sz w:val="20"/>
         </w:rPr>
         <w:t>11</w:t>
       </w:r>
       <w:r>
-        <w:t>) dan *Invalid argument* en las dos. Las demás operaciones siguen correctas porque sus instancias conservan la arquitectura.</w:t>
+        <w:rPr>
+          <w:b w:val="0"/>
+        </w:rPr>
+        <w:t xml:space="preserve">) dan </w:t>
+      </w:r>
+      <w:r>
+        <w:rPr>
+          <w:b w:val="0"/>
+          <w:i/>
+        </w:rPr>
+        <w:t>Invalid argument</w:t>
+      </w:r>
+      <w:r>
+        <w:rPr>
+          <w:b w:val="0"/>
+        </w:rPr>
+        <w:t xml:space="preserve"> en las dos. Las demás operaciones siguen correctas porque sus instancias conservan la arquitectura.</w:t>
       </w:r>
     </w:p>
     <w:p>
@@ -3841,39 +4454,54 @@
     </w:p>
     <w:p>
       <w:r>
+        <w:rPr>
+          <w:b w:val="0"/>
+        </w:rPr>
         <w:t xml:space="preserve">Se restauró </w:t>
       </w:r>
       <w:r>
         <w:rPr>
           <w:rFonts w:ascii="Consolas" w:hAnsi="Consolas"/>
+          <w:b w:val="0"/>
           <w:color w:val="7A1F5C"/>
           <w:sz w:val="20"/>
         </w:rPr>
         <w:t>(fu_adder)</w:t>
       </w:r>
       <w:r>
+        <w:rPr>
+          <w:b w:val="0"/>
+        </w:rPr>
         <w:t xml:space="preserve"> y se quitó la arquitectura de </w:t>
       </w:r>
       <w:r>
         <w:rPr>
           <w:rFonts w:ascii="Consolas" w:hAnsi="Consolas"/>
+          <w:b w:val="0"/>
           <w:color w:val="7A1F5C"/>
           <w:sz w:val="20"/>
         </w:rPr>
         <w:t>u_fu_sub</w:t>
       </w:r>
       <w:r>
+        <w:rPr>
+          <w:b w:val="0"/>
+        </w:rPr>
         <w:t xml:space="preserve">. El resultado es el mismo: compila sin errores y la instancia carga </w:t>
       </w:r>
       <w:r>
         <w:rPr>
           <w:rFonts w:ascii="Consolas" w:hAnsi="Consolas"/>
+          <w:b w:val="0"/>
           <w:color w:val="7A1F5C"/>
           <w:sz w:val="20"/>
         </w:rPr>
         <w:t>fu_nibble_swap</w:t>
       </w:r>
       <w:r>
+        <w:rPr>
+          <w:b w:val="0"/>
+        </w:rPr>
         <w:t>.</w:t>
       </w:r>
     </w:p>
@@ -4059,61 +4687,84 @@
     </w:p>
     <w:p>
       <w:r>
+        <w:rPr>
+          <w:b w:val="0"/>
+        </w:rPr>
         <w:t>Ahora fallan los casos de resta (15 a 20) y la suma vuelve a pasar. En el caso 15 (</w:t>
       </w:r>
       <w:r>
         <w:rPr>
           <w:rFonts w:ascii="Consolas" w:hAnsi="Consolas"/>
+          <w:b w:val="0"/>
           <w:color w:val="7A1F5C"/>
           <w:sz w:val="20"/>
         </w:rPr>
         <w:t>10 - 3</w:t>
       </w:r>
       <w:r>
+        <w:rPr>
+          <w:b w:val="0"/>
+        </w:rPr>
         <w:t xml:space="preserve">) se esperaba </w:t>
       </w:r>
       <w:r>
         <w:rPr>
           <w:rFonts w:ascii="Consolas" w:hAnsi="Consolas"/>
+          <w:b w:val="0"/>
           <w:color w:val="7A1F5C"/>
           <w:sz w:val="20"/>
         </w:rPr>
         <w:t>00000111</w:t>
       </w:r>
       <w:r>
+        <w:rPr>
+          <w:b w:val="0"/>
+        </w:rPr>
         <w:t xml:space="preserve"> (7) y se obtiene </w:t>
       </w:r>
       <w:r>
         <w:rPr>
           <w:rFonts w:ascii="Consolas" w:hAnsi="Consolas"/>
+          <w:b w:val="0"/>
           <w:color w:val="7A1F5C"/>
           <w:sz w:val="20"/>
         </w:rPr>
         <w:t>00000011</w:t>
       </w:r>
       <w:r>
+        <w:rPr>
+          <w:b w:val="0"/>
+        </w:rPr>
         <w:t>: nibble alto de A (</w:t>
       </w:r>
       <w:r>
         <w:rPr>
           <w:rFonts w:ascii="Consolas" w:hAnsi="Consolas"/>
+          <w:b w:val="0"/>
           <w:color w:val="7A1F5C"/>
           <w:sz w:val="20"/>
         </w:rPr>
         <w:t>0000</w:t>
       </w:r>
       <w:r>
+        <w:rPr>
+          <w:b w:val="0"/>
+        </w:rPr>
         <w:t>) y nibble bajo de B (</w:t>
       </w:r>
       <w:r>
         <w:rPr>
           <w:rFonts w:ascii="Consolas" w:hAnsi="Consolas"/>
+          <w:b w:val="0"/>
           <w:color w:val="7A1F5C"/>
           <w:sz w:val="20"/>
         </w:rPr>
         <w:t>0011</w:t>
       </w:r>
       <w:r>
+        <w:rPr>
+          <w:b w:val="0"/>
+        </w:rPr>
         <w:t>). El caso 21 (argumento no válido) pasa por casualidad.</w:t>
       </w:r>
     </w:p>
@@ -4127,6 +4778,9 @@
     </w:p>
     <w:p>
       <w:r>
+        <w:rPr>
+          <w:b w:val="0"/>
+        </w:rPr>
         <w:t xml:space="preserve">Quitar la arquitectura de la instancia </w:t>
       </w:r>
       <w:r>
@@ -4136,39 +4790,54 @@
         <w:t>no impide compilar</w:t>
       </w:r>
       <w:r>
+        <w:rPr>
+          <w:b w:val="0"/>
+        </w:rPr>
         <w:t xml:space="preserve">: el diseño compila sin errores ni avisos. Pero la instancia pasa a usar la última arquitectura compilada de </w:t>
       </w:r>
       <w:r>
         <w:rPr>
           <w:rFonts w:ascii="Consolas" w:hAnsi="Consolas"/>
+          <w:b w:val="0"/>
           <w:color w:val="7A1F5C"/>
           <w:sz w:val="20"/>
         </w:rPr>
         <w:t>functional_unit</w:t>
       </w:r>
       <w:r>
+        <w:rPr>
+          <w:b w:val="0"/>
+        </w:rPr>
         <w:t xml:space="preserve"> (aquí </w:t>
       </w:r>
       <w:r>
         <w:rPr>
           <w:rFonts w:ascii="Consolas" w:hAnsi="Consolas"/>
+          <w:b w:val="0"/>
           <w:color w:val="7A1F5C"/>
           <w:sz w:val="20"/>
         </w:rPr>
         <w:t>fu_nibble_swap</w:t>
       </w:r>
       <w:r>
+        <w:rPr>
+          <w:b w:val="0"/>
+        </w:rPr>
         <w:t xml:space="preserve">), sea cual sea la operación que debía hacer. El error no aparece al compilar, solo al simular, y solo si hay casos de prueba que ejerciten esa operación. Además, el resultado depende del orden de </w:t>
       </w:r>
       <w:r>
         <w:rPr>
           <w:rFonts w:ascii="Consolas" w:hAnsi="Consolas"/>
+          <w:b w:val="0"/>
           <w:color w:val="7A1F5C"/>
           <w:sz w:val="20"/>
         </w:rPr>
         <w:t>fuentes.tcl</w:t>
       </w:r>
       <w:r>
+        <w:rPr>
+          <w:b w:val="0"/>
+        </w:rPr>
         <w:t>, así que conviene indicar siempre la arquitectura cuando una entidad tiene varias.</w:t>
       </w:r>
     </w:p>
@@ -4188,77 +4857,107 @@
         <w:t>Pregunta.</w:t>
       </w:r>
       <w:r>
+        <w:rPr>
+          <w:b w:val="0"/>
+        </w:rPr>
         <w:t xml:space="preserve"> La unidad de desplazamiento admite en </w:t>
       </w:r>
       <w:r>
         <w:rPr>
           <w:rFonts w:ascii="Consolas" w:hAnsi="Consolas"/>
+          <w:b w:val="0"/>
           <w:color w:val="7A1F5C"/>
           <w:sz w:val="20"/>
         </w:rPr>
         <w:t>operand_b</w:t>
       </w:r>
       <w:r>
+        <w:rPr>
+          <w:b w:val="0"/>
+        </w:rPr>
         <w:t xml:space="preserve"> cualquier valor, también los mayores que la anchura de los operandos. ¿Qué queda en </w:t>
       </w:r>
       <w:r>
         <w:rPr>
           <w:rFonts w:ascii="Consolas" w:hAnsi="Consolas"/>
+          <w:b w:val="0"/>
           <w:color w:val="7A1F5C"/>
           <w:sz w:val="20"/>
         </w:rPr>
         <w:t>result</w:t>
       </w:r>
       <w:r>
+        <w:rPr>
+          <w:b w:val="0"/>
+        </w:rPr>
         <w:t xml:space="preserve"> al desplazar un operando más de ocho posiciones? Responder para los tres casos: operando sin signo, operando con signo positivo y operando con signo negativo.</w:t>
       </w:r>
     </w:p>
     <w:p>
       <w:r>
+        <w:rPr>
+          <w:b w:val="0"/>
+        </w:rPr>
         <w:t xml:space="preserve">La unidad usa </w:t>
       </w:r>
       <w:r>
         <w:rPr>
           <w:rFonts w:ascii="Consolas" w:hAnsi="Consolas"/>
+          <w:b w:val="0"/>
           <w:color w:val="7A1F5C"/>
           <w:sz w:val="20"/>
         </w:rPr>
         <w:t>shift_right</w:t>
       </w:r>
       <w:r>
+        <w:rPr>
+          <w:b w:val="0"/>
+        </w:rPr>
         <w:t xml:space="preserve"> y </w:t>
       </w:r>
       <w:r>
         <w:rPr>
           <w:rFonts w:ascii="Consolas" w:hAnsi="Consolas"/>
+          <w:b w:val="0"/>
           <w:color w:val="7A1F5C"/>
           <w:sz w:val="20"/>
         </w:rPr>
         <w:t>shift_left</w:t>
       </w:r>
       <w:r>
+        <w:rPr>
+          <w:b w:val="0"/>
+        </w:rPr>
         <w:t xml:space="preserve"> de </w:t>
       </w:r>
       <w:r>
         <w:rPr>
           <w:rFonts w:ascii="Consolas" w:hAnsi="Consolas"/>
+          <w:b w:val="0"/>
           <w:color w:val="7A1F5C"/>
           <w:sz w:val="20"/>
         </w:rPr>
         <w:t>numeric_std</w:t>
       </w:r>
       <w:r>
+        <w:rPr>
+          <w:b w:val="0"/>
+        </w:rPr>
         <w:t xml:space="preserve">, con </w:t>
       </w:r>
       <w:r>
         <w:rPr>
           <w:rFonts w:ascii="Consolas" w:hAnsi="Consolas"/>
+          <w:b w:val="0"/>
           <w:color w:val="7A1F5C"/>
           <w:sz w:val="20"/>
         </w:rPr>
         <w:t>operand_b</w:t>
       </w:r>
       <w:r>
+        <w:rPr>
+          <w:b w:val="0"/>
+        </w:rPr>
         <w:t xml:space="preserve"> interpretado como entero sin signo (hasta 255 posiciones):</w:t>
       </w:r>
     </w:p>
@@ -4286,7 +4985,7 @@
           <w:rFonts w:ascii="Consolas" w:hAnsi="Consolas"/>
           <w:sz w:val="17"/>
         </w:rPr>
-        <w:t>when C_ARG_SHR_U =&gt;</w:t>
+        <w:t>-- n = número de posiciones (operand_b como entero sin signo)</w:t>
       </w:r>
     </w:p>
     <w:p>
@@ -4300,7 +4999,7 @@
           <w:rFonts w:ascii="Consolas" w:hAnsi="Consolas"/>
           <w:sz w:val="17"/>
         </w:rPr>
-        <w:t xml:space="preserve">    s_result &lt;= std_logic_vector(shift_right(unsigned(s_op_a), to_integer(unsigned(s_op_b))));</w:t>
+        <w:t>when C_ARG_SHR_U =&gt;</w:t>
       </w:r>
     </w:p>
     <w:p>
@@ -4314,7 +5013,7 @@
           <w:rFonts w:ascii="Consolas" w:hAnsi="Consolas"/>
           <w:sz w:val="17"/>
         </w:rPr>
-        <w:t>when C_ARG_SHR_S =&gt;</w:t>
+        <w:t xml:space="preserve">    s_result &lt;= std_logic_vector(shift_right(unsigned(s_op_a), n));</w:t>
       </w:r>
     </w:p>
     <w:p>
@@ -4328,7 +5027,7 @@
           <w:rFonts w:ascii="Consolas" w:hAnsi="Consolas"/>
           <w:sz w:val="17"/>
         </w:rPr>
-        <w:t xml:space="preserve">    s_result &lt;= std_logic_vector(shift_right(signed(s_op_a),   to_integer(unsigned(s_op_b))));</w:t>
+        <w:t>when C_ARG_SHR_S =&gt;</w:t>
       </w:r>
     </w:p>
     <w:p>
@@ -4342,7 +5041,7 @@
           <w:rFonts w:ascii="Consolas" w:hAnsi="Consolas"/>
           <w:sz w:val="17"/>
         </w:rPr>
-        <w:t>when C_ARG_SHL_U =&gt;</w:t>
+        <w:t xml:space="preserve">    s_result &lt;= std_logic_vector(shift_right(signed(s_op_a), n));</w:t>
       </w:r>
     </w:p>
     <w:p>
@@ -4356,7 +5055,7 @@
           <w:rFonts w:ascii="Consolas" w:hAnsi="Consolas"/>
           <w:sz w:val="17"/>
         </w:rPr>
-        <w:t xml:space="preserve">    s_result &lt;= std_logic_vector(shift_left(unsigned(s_op_a),  to_integer(unsigned(s_op_b))));</w:t>
+        <w:t>when C_ARG_SHL_U =&gt;</w:t>
       </w:r>
     </w:p>
     <w:p>
@@ -4370,7 +5069,49 @@
           <w:rFonts w:ascii="Consolas" w:hAnsi="Consolas"/>
           <w:sz w:val="17"/>
         </w:rPr>
+        <w:t xml:space="preserve">    s_result &lt;= std_logic_vector(shift_left(unsigned(s_op_a), n));</w:t>
+      </w:r>
+    </w:p>
+    <w:p>
+      <w:pPr>
+        <w:spacing w:before="0" w:after="0" w:line="240" w:lineRule="auto"/>
+        <w:ind w:left="113"/>
+        <w:shd w:val="clear" w:color="auto" w:fill="F3F4F6"/>
+      </w:pPr>
+      <w:r>
+        <w:rPr>
+          <w:rFonts w:ascii="Consolas" w:hAnsi="Consolas"/>
+          <w:sz w:val="17"/>
+        </w:rPr>
         <w:t>when C_ARG_SHL_S =&gt;</w:t>
+      </w:r>
+    </w:p>
+    <w:p>
+      <w:pPr>
+        <w:spacing w:before="0" w:after="0" w:line="240" w:lineRule="auto"/>
+        <w:ind w:left="113"/>
+        <w:shd w:val="clear" w:color="auto" w:fill="F3F4F6"/>
+      </w:pPr>
+      <w:r>
+        <w:rPr>
+          <w:rFonts w:ascii="Consolas" w:hAnsi="Consolas"/>
+          <w:sz w:val="17"/>
+        </w:rPr>
+        <w:t xml:space="preserve">    s_result &lt;= std_logic_vector(shift_left(signed(s_op_a), n));</w:t>
+      </w:r>
+    </w:p>
+    <w:p>
+      <w:pPr>
+        <w:spacing w:before="0" w:after="0" w:line="240" w:lineRule="auto"/>
+        <w:ind w:left="113"/>
+        <w:shd w:val="clear" w:color="auto" w:fill="F3F4F6"/>
+      </w:pPr>
+      <w:r>
+        <w:rPr>
+          <w:rFonts w:ascii="Consolas" w:hAnsi="Consolas"/>
+          <w:sz w:val="17"/>
+        </w:rPr>
+        <w:t xml:space="preserve"> </w:t>
       </w:r>
     </w:p>
     <w:p>
@@ -4384,11 +5125,14 @@
           <w:rFonts w:ascii="Consolas" w:hAnsi="Consolas"/>
           <w:sz w:val="17"/>
         </w:rPr>
-        <w:t xml:space="preserve">    s_result &lt;= std_logic_vector(shift_left(signed(s_op_a),    to_integer(unsigned(s_op_b))));</w:t>
+        <w:t>-- en el código real, n se escribe como to_integer(unsigned(s_op_b))</w:t>
       </w:r>
     </w:p>
     <w:p>
       <w:r>
+        <w:rPr>
+          <w:b w:val="0"/>
+        </w:rPr>
         <w:t>Al desplazar, los bits que salen por un extremo se pierden, y los huecos del otro extremo se rellenan:</w:t>
       </w:r>
     </w:p>
@@ -4398,28 +5142,39 @@
         <w:spacing w:after="60"/>
       </w:pPr>
       <w:r>
+        <w:rPr>
+          <w:b w:val="0"/>
+        </w:rPr>
         <w:t xml:space="preserve">a la derecha con </w:t>
       </w:r>
       <w:r>
         <w:rPr>
           <w:rFonts w:ascii="Consolas" w:hAnsi="Consolas"/>
+          <w:b w:val="0"/>
           <w:color w:val="7A1F5C"/>
           <w:sz w:val="20"/>
         </w:rPr>
         <w:t>unsigned</w:t>
       </w:r>
       <w:r>
+        <w:rPr>
+          <w:b w:val="0"/>
+        </w:rPr>
         <w:t xml:space="preserve">, con </w:t>
       </w:r>
       <w:r>
         <w:rPr>
           <w:rFonts w:ascii="Consolas" w:hAnsi="Consolas"/>
+          <w:b w:val="0"/>
           <w:color w:val="7A1F5C"/>
           <w:sz w:val="20"/>
         </w:rPr>
         <w:t>0</w:t>
       </w:r>
       <w:r>
+        <w:rPr>
+          <w:b w:val="0"/>
+        </w:rPr>
         <w:t>;</w:t>
       </w:r>
     </w:p>
@@ -4429,17 +5184,24 @@
         <w:spacing w:after="60"/>
       </w:pPr>
       <w:r>
+        <w:rPr>
+          <w:b w:val="0"/>
+        </w:rPr>
         <w:t xml:space="preserve">a la derecha con </w:t>
       </w:r>
       <w:r>
         <w:rPr>
           <w:rFonts w:ascii="Consolas" w:hAnsi="Consolas"/>
+          <w:b w:val="0"/>
           <w:color w:val="7A1F5C"/>
           <w:sz w:val="20"/>
         </w:rPr>
         <w:t>signed</w:t>
       </w:r>
       <w:r>
+        <w:rPr>
+          <w:b w:val="0"/>
+        </w:rPr>
         <w:t>, con copias del bit de signo (bit 7), para conservar el signo;</w:t>
       </w:r>
     </w:p>
@@ -4449,55 +5211,77 @@
         <w:spacing w:after="60"/>
       </w:pPr>
       <w:r>
+        <w:rPr>
+          <w:b w:val="0"/>
+        </w:rPr>
         <w:t xml:space="preserve">a la izquierda, siempre con </w:t>
       </w:r>
       <w:r>
         <w:rPr>
           <w:rFonts w:ascii="Consolas" w:hAnsi="Consolas"/>
+          <w:b w:val="0"/>
           <w:color w:val="7A1F5C"/>
           <w:sz w:val="20"/>
         </w:rPr>
         <w:t>0</w:t>
       </w:r>
       <w:r>
+        <w:rPr>
+          <w:b w:val="0"/>
+        </w:rPr>
         <w:t xml:space="preserve">, tanto con </w:t>
       </w:r>
       <w:r>
         <w:rPr>
           <w:rFonts w:ascii="Consolas" w:hAnsi="Consolas"/>
+          <w:b w:val="0"/>
           <w:color w:val="7A1F5C"/>
           <w:sz w:val="20"/>
         </w:rPr>
         <w:t>unsigned</w:t>
       </w:r>
       <w:r>
+        <w:rPr>
+          <w:b w:val="0"/>
+        </w:rPr>
         <w:t xml:space="preserve"> como con </w:t>
       </w:r>
       <w:r>
         <w:rPr>
           <w:rFonts w:ascii="Consolas" w:hAnsi="Consolas"/>
+          <w:b w:val="0"/>
           <w:color w:val="7A1F5C"/>
           <w:sz w:val="20"/>
         </w:rPr>
         <w:t>signed</w:t>
       </w:r>
       <w:r>
+        <w:rPr>
+          <w:b w:val="0"/>
+        </w:rPr>
         <w:t>.</w:t>
       </w:r>
     </w:p>
     <w:p>
       <w:r>
+        <w:rPr>
+          <w:b w:val="0"/>
+        </w:rPr>
         <w:t xml:space="preserve">Con 8 posiciones o más, todos los bits originales han salido y </w:t>
       </w:r>
       <w:r>
         <w:rPr>
           <w:rFonts w:ascii="Consolas" w:hAnsi="Consolas"/>
+          <w:b w:val="0"/>
           <w:color w:val="7A1F5C"/>
           <w:sz w:val="20"/>
         </w:rPr>
         <w:t>result</w:t>
       </w:r>
       <w:r>
+        <w:rPr>
+          <w:b w:val="0"/>
+        </w:rPr>
         <w:t xml:space="preserve"> queda formado solo por el relleno. Por ejemplo, con un operando negativo desplazado a la derecha:</w:t>
       </w:r>
     </w:p>
@@ -4663,6 +5447,7 @@
             </w:r>
             <w:r>
               <w:rPr>
+                <w:b w:val="0"/>
                 <w:sz w:val="20"/>
               </w:rPr>
               <w:t>Sin signo</w:t>
@@ -4682,6 +5467,7 @@
             <w:r>
               <w:rPr>
                 <w:rFonts w:ascii="Consolas" w:hAnsi="Consolas"/>
+                <w:b w:val="0"/>
                 <w:color w:val="7A1F5C"/>
                 <w:sz w:val="20"/>
               </w:rPr>
@@ -4689,6 +5475,7 @@
             </w:r>
             <w:r>
               <w:rPr>
+                <w:b w:val="0"/>
                 <w:sz w:val="20"/>
               </w:rPr>
               <w:t xml:space="preserve">  (0)</w:t>
@@ -4708,6 +5495,7 @@
             <w:r>
               <w:rPr>
                 <w:rFonts w:ascii="Consolas" w:hAnsi="Consolas"/>
+                <w:b w:val="0"/>
                 <w:color w:val="7A1F5C"/>
                 <w:sz w:val="20"/>
               </w:rPr>
@@ -4715,6 +5503,7 @@
             </w:r>
             <w:r>
               <w:rPr>
+                <w:b w:val="0"/>
                 <w:sz w:val="20"/>
               </w:rPr>
               <w:t xml:space="preserve">  (0)</w:t>
@@ -4735,6 +5524,7 @@
             </w:r>
             <w:r>
               <w:rPr>
+                <w:b w:val="0"/>
                 <w:sz w:val="20"/>
               </w:rPr>
               <w:t>Con signo, positivo</w:t>
@@ -4754,6 +5544,7 @@
             <w:r>
               <w:rPr>
                 <w:rFonts w:ascii="Consolas" w:hAnsi="Consolas"/>
+                <w:b w:val="0"/>
                 <w:color w:val="7A1F5C"/>
                 <w:sz w:val="20"/>
               </w:rPr>
@@ -4761,6 +5552,7 @@
             </w:r>
             <w:r>
               <w:rPr>
+                <w:b w:val="0"/>
                 <w:sz w:val="20"/>
               </w:rPr>
               <w:t xml:space="preserve">  (0): el signo es 0</w:t>
@@ -4780,6 +5572,7 @@
             <w:r>
               <w:rPr>
                 <w:rFonts w:ascii="Consolas" w:hAnsi="Consolas"/>
+                <w:b w:val="0"/>
                 <w:color w:val="7A1F5C"/>
                 <w:sz w:val="20"/>
               </w:rPr>
@@ -4787,6 +5580,7 @@
             </w:r>
             <w:r>
               <w:rPr>
+                <w:b w:val="0"/>
                 <w:sz w:val="20"/>
               </w:rPr>
               <w:t xml:space="preserve">  (0)</w:t>
@@ -4807,6 +5601,7 @@
             </w:r>
             <w:r>
               <w:rPr>
+                <w:b w:val="0"/>
                 <w:sz w:val="20"/>
               </w:rPr>
               <w:t>Con signo, negativo</w:t>
@@ -4826,6 +5621,7 @@
             <w:r>
               <w:rPr>
                 <w:rFonts w:ascii="Consolas" w:hAnsi="Consolas"/>
+                <w:b w:val="0"/>
                 <w:color w:val="7A1F5C"/>
                 <w:sz w:val="20"/>
               </w:rPr>
@@ -4833,6 +5629,7 @@
             </w:r>
             <w:r>
               <w:rPr>
+                <w:b w:val="0"/>
                 <w:sz w:val="20"/>
               </w:rPr>
               <w:t xml:space="preserve">  (-1): el signo es 1</w:t>
@@ -4852,6 +5649,7 @@
             <w:r>
               <w:rPr>
                 <w:rFonts w:ascii="Consolas" w:hAnsi="Consolas"/>
+                <w:b w:val="0"/>
                 <w:color w:val="7A1F5C"/>
                 <w:sz w:val="20"/>
               </w:rPr>
@@ -4859,6 +5657,7 @@
             </w:r>
             <w:r>
               <w:rPr>
+                <w:b w:val="0"/>
                 <w:sz w:val="20"/>
               </w:rPr>
               <w:t xml:space="preserve">  (0)</w:t>
@@ -4874,17 +5673,24 @@
     </w:p>
     <w:p>
       <w:r>
+        <w:rPr>
+          <w:b w:val="0"/>
+        </w:rPr>
         <w:t xml:space="preserve">Se comprobó en la simulación con estos casos de </w:t>
       </w:r>
       <w:r>
         <w:rPr>
           <w:rFonts w:ascii="Consolas" w:hAnsi="Consolas"/>
+          <w:b w:val="0"/>
           <w:color w:val="7A1F5C"/>
           <w:sz w:val="20"/>
         </w:rPr>
         <w:t>estimulos.txt</w:t>
       </w:r>
       <w:r>
+        <w:rPr>
+          <w:b w:val="0"/>
+        </w:rPr>
         <w:t>, que pasan todos:</w:t>
       </w:r>
     </w:p>
@@ -4966,6 +5772,7 @@
             </w:r>
             <w:r>
               <w:rPr>
+                <w:b w:val="0"/>
                 <w:sz w:val="20"/>
               </w:rPr>
               <w:t>31</w:t>
@@ -4984,6 +5791,7 @@
             </w:r>
             <w:r>
               <w:rPr>
+                <w:b w:val="0"/>
                 <w:sz w:val="20"/>
               </w:rPr>
               <w:t xml:space="preserve">sin signo, </w:t>
@@ -4991,6 +5799,7 @@
             <w:r>
               <w:rPr>
                 <w:rFonts w:ascii="Consolas" w:hAnsi="Consolas"/>
+                <w:b w:val="0"/>
                 <w:color w:val="7A1F5C"/>
                 <w:sz w:val="20"/>
               </w:rPr>
@@ -5011,6 +5820,7 @@
             <w:r>
               <w:rPr>
                 <w:rFonts w:ascii="Consolas" w:hAnsi="Consolas"/>
+                <w:b w:val="0"/>
                 <w:color w:val="7A1F5C"/>
                 <w:sz w:val="20"/>
               </w:rPr>
@@ -5018,6 +5828,7 @@
             </w:r>
             <w:r>
               <w:rPr>
+                <w:b w:val="0"/>
                 <w:sz w:val="20"/>
               </w:rPr>
               <w:t xml:space="preserve"> (0)</w:t>
@@ -5038,6 +5849,7 @@
             </w:r>
             <w:r>
               <w:rPr>
+                <w:b w:val="0"/>
                 <w:sz w:val="20"/>
               </w:rPr>
               <w:t>32</w:t>
@@ -5056,6 +5868,7 @@
             </w:r>
             <w:r>
               <w:rPr>
+                <w:b w:val="0"/>
                 <w:sz w:val="20"/>
               </w:rPr>
               <w:t xml:space="preserve">con signo positivo, </w:t>
@@ -5063,6 +5876,7 @@
             <w:r>
               <w:rPr>
                 <w:rFonts w:ascii="Consolas" w:hAnsi="Consolas"/>
+                <w:b w:val="0"/>
                 <w:color w:val="7A1F5C"/>
                 <w:sz w:val="20"/>
               </w:rPr>
@@ -5083,6 +5897,7 @@
             <w:r>
               <w:rPr>
                 <w:rFonts w:ascii="Consolas" w:hAnsi="Consolas"/>
+                <w:b w:val="0"/>
                 <w:color w:val="7A1F5C"/>
                 <w:sz w:val="20"/>
               </w:rPr>
@@ -5090,6 +5905,7 @@
             </w:r>
             <w:r>
               <w:rPr>
+                <w:b w:val="0"/>
                 <w:sz w:val="20"/>
               </w:rPr>
               <w:t xml:space="preserve"> (0)</w:t>
@@ -5110,6 +5926,7 @@
             </w:r>
             <w:r>
               <w:rPr>
+                <w:b w:val="0"/>
                 <w:sz w:val="20"/>
               </w:rPr>
               <w:t>33</w:t>
@@ -5128,6 +5945,7 @@
             </w:r>
             <w:r>
               <w:rPr>
+                <w:b w:val="0"/>
                 <w:sz w:val="20"/>
               </w:rPr>
               <w:t xml:space="preserve">con signo negativo, </w:t>
@@ -5135,6 +5953,7 @@
             <w:r>
               <w:rPr>
                 <w:rFonts w:ascii="Consolas" w:hAnsi="Consolas"/>
+                <w:b w:val="0"/>
                 <w:color w:val="7A1F5C"/>
                 <w:sz w:val="20"/>
               </w:rPr>
@@ -5155,6 +5974,7 @@
             <w:r>
               <w:rPr>
                 <w:rFonts w:ascii="Consolas" w:hAnsi="Consolas"/>
+                <w:b w:val="0"/>
                 <w:color w:val="7A1F5C"/>
                 <w:sz w:val="20"/>
               </w:rPr>
@@ -5162,6 +5982,7 @@
             </w:r>
             <w:r>
               <w:rPr>
+                <w:b w:val="0"/>
                 <w:sz w:val="20"/>
               </w:rPr>
               <w:t xml:space="preserve"> (-1)</w:t>
@@ -5182,6 +6003,7 @@
             </w:r>
             <w:r>
               <w:rPr>
+                <w:b w:val="0"/>
                 <w:sz w:val="20"/>
               </w:rPr>
               <w:t>34</w:t>
@@ -5200,6 +6022,7 @@
             </w:r>
             <w:r>
               <w:rPr>
+                <w:b w:val="0"/>
                 <w:sz w:val="20"/>
               </w:rPr>
               <w:t xml:space="preserve">sin signo, </w:t>
@@ -5207,6 +6030,7 @@
             <w:r>
               <w:rPr>
                 <w:rFonts w:ascii="Consolas" w:hAnsi="Consolas"/>
+                <w:b w:val="0"/>
                 <w:color w:val="7A1F5C"/>
                 <w:sz w:val="20"/>
               </w:rPr>
@@ -5227,6 +6051,7 @@
             <w:r>
               <w:rPr>
                 <w:rFonts w:ascii="Consolas" w:hAnsi="Consolas"/>
+                <w:b w:val="0"/>
                 <w:color w:val="7A1F5C"/>
                 <w:sz w:val="20"/>
               </w:rPr>
@@ -5234,6 +6059,7 @@
             </w:r>
             <w:r>
               <w:rPr>
+                <w:b w:val="0"/>
                 <w:sz w:val="20"/>
               </w:rPr>
               <w:t xml:space="preserve"> (0)</w:t>
